--- a/spa/docx/06.content.docx
+++ b/spa/docx/06.content.docx
@@ -235,7 +235,7 @@
         <w:rPr>
           <w:lang w:val="es_ES" w:bidi="es_ES"/>
         </w:rPr>
-        <w:t xml:space="preserve"> «Mi siervo Moisés ha muerto. Ahora tú llevarás a mi pueblo al otro lado del río Jordán. Entra con ellos a la tierra que les he prometido.</w:t>
+        <w:t xml:space="preserve"> —Mi siervo Moisés ha muerto. Ahora tú llevarás a mi pueblo al otro lado del río Jordán. Entra con ellos a la tierra que les he prometido.</w:t>
       </w:r>
     </w:p>
     <w:p>
@@ -277,7 +277,7 @@
         <w:rPr>
           <w:lang w:val="es_ES" w:bidi="es_ES"/>
         </w:rPr>
-        <w:t xml:space="preserve"> Su territorio irá desde el desierto del sur hasta las montañas del Líbano en el norte, y desde el gran río Éufrates en el este, con toda la tierra de los hititas, hasta el mar Mediterráneo en el oeste.</w:t>
+        <w:t xml:space="preserve"> Su territorio irá desde el desierto del sur hasta las montañas del Líbano en el norte. Irá desde el gran río Éufrates en el este, con toda la tierra de los hititas, hasta el mar Mediterráneo en el oeste.</w:t>
       </w:r>
     </w:p>
     <w:p>
@@ -382,7 +382,7 @@
         <w:rPr>
           <w:lang w:val="es_ES" w:bidi="es_ES"/>
         </w:rPr>
-        <w:t xml:space="preserve"> Yo te lo ordeno: ¡sé fuerte y valiente! No tengas miedo ni te desanimes, porque yo, el Señor tu Dios, estaré contigo a donde vayas».</w:t>
+        <w:t xml:space="preserve"> Yo te lo ordeno: ¡sé fuerte y valiente! No tengas miedo ni te desanimes, porque yo, el Señor tu Dios, estaré contigo a donde vayas.</w:t>
       </w:r>
     </w:p>
     <w:p>
@@ -424,7 +424,7 @@
         <w:rPr>
           <w:lang w:val="es_ES" w:bidi="es_ES"/>
         </w:rPr>
-        <w:t xml:space="preserve"> —Recorran el campamento y díganle a la gente que prepare provisiones, porque dentro de tres días cruzaremos el río Jordán para tomar la tierra que el Señor nuestro Dios nos da.</w:t>
+        <w:t xml:space="preserve"> —Recorran el campamento y díganle a la gente que prepare provisiones. Dentro de 3 días cruzaremos el río Jordán para tomar la tierra que el Señor nuestro Dios nos da.</w:t>
       </w:r>
     </w:p>
     <w:p>
@@ -466,7 +466,7 @@
         <w:rPr>
           <w:lang w:val="es_ES" w:bidi="es_ES"/>
         </w:rPr>
-        <w:t xml:space="preserve"> —Recuerden lo que Moisés, el siervo del Señor, les ordenó: «El Señor su Dios les ha dado descanso y les ha entregado esta tierra.</w:t>
+        <w:t xml:space="preserve"> —Recuerden lo que Moisés, el siervo del Señor, les ordenó: "El Señor su Dios les ha dado descanso y les ha entregado esta tierra".</w:t>
       </w:r>
     </w:p>
     <w:p>
@@ -508,7 +508,7 @@
         <w:rPr>
           <w:lang w:val="es_ES" w:bidi="es_ES"/>
         </w:rPr>
-        <w:t xml:space="preserve"> Los acompañarán hasta que el Señor les dé descanso, igual que a ustedes, y ellos también tomen posesión de la tierra que el Señor su Dios les da. Después podrán regresar a vivir en su propia tierra, la que Moisés les entregó de este lado del Jordán, hacia el oriente».</w:t>
+        <w:t xml:space="preserve"> Los acompañarán hasta que el Señor les dé descanso, igual que a ustedes, y ellos también tomen posesión de la tierra que el Señor su Dios les da. Después podrán regresar a vivir en su propia tierra, la que Moisés les entregó de este lado del Jordán, hacia el oriente.</w:t>
       </w:r>
     </w:p>
     <w:p>
@@ -587,7 +587,7 @@
         <w:rPr>
           <w:lang w:val="es_ES" w:bidi="es_ES"/>
         </w:rPr>
-        <w:t xml:space="preserve"> Josué envió a dos espías desde Sitín para que cruzaran el río Jordán y observaran la tierra del otro lado, especialmente Jericó. Los espías llegaron a la casa de una prostituta llamada Rajab.</w:t>
+        <w:t xml:space="preserve"> Josué envió a 2 espías desde Sitín para que cruzaran el río Jordán y observaran la tierra del otro lado, especialmente Jericó. Los espías llegaron a la casa de una prostituta llamada Rajab.</w:t>
       </w:r>
     </w:p>
     <w:p>
@@ -608,7 +608,7 @@
         <w:rPr>
           <w:lang w:val="es_ES" w:bidi="es_ES"/>
         </w:rPr>
-        <w:t xml:space="preserve"> Alguien le avisó al rey de Jericó que esa tarde habían llegado dos israelitas a la ciudad para espiar.</w:t>
+        <w:t xml:space="preserve"> Alguien le avisó al rey de Jericó que esa tarde habían llegado 2 israelitas a la ciudad para espiar.</w:t>
       </w:r>
     </w:p>
     <w:p>
@@ -776,7 +776,7 @@
         <w:rPr>
           <w:lang w:val="es_ES" w:bidi="es_ES"/>
         </w:rPr>
-        <w:t xml:space="preserve"> Sabemos lo que el Señor hizo por ustedes cuando cruzaron el mar Rojo al salir de Egipto. También sabemos lo que les hicieron a Sijón y a Og, los dos reyes amorreos del otro lado del Jordán. Ustedes destruyeron su tierra y acabaron completamente con sus pueblos.</w:t>
+        <w:t xml:space="preserve"> Sabemos lo que el Señor hizo por ustedes cuando cruzaron el mar Rojo al salir de Egipto. También sabemos lo que les hicieron a Sijón y a Og, los 2 reyes amorreos del otro lado del Jordán. Ustedes destruyeron su tierra y acabaron completamente con sus pueblos.</w:t>
       </w:r>
     </w:p>
     <w:p>
@@ -860,7 +860,7 @@
         <w:rPr>
           <w:lang w:val="es_ES" w:bidi="es_ES"/>
         </w:rPr>
-        <w:t xml:space="preserve"> Ella vivía en una casa construida sobre la muralla de la ciudad, así que los bajó por la ventana con una cuerda.</w:t>
+        <w:t xml:space="preserve"> Ella vivía en una casa construida sobre la muralla de la ciudad. De allí los bajó por la ventana con una cuerda.</w:t>
       </w:r>
     </w:p>
     <w:p>
@@ -881,7 +881,7 @@
         <w:rPr>
           <w:lang w:val="es_ES" w:bidi="es_ES"/>
         </w:rPr>
-        <w:t xml:space="preserve"> —Vayan a las montañas y escóndanse allí por tres días, hasta que los soldados que los persiguen regresen. Después podrán seguir su camino —les dijo.</w:t>
+        <w:t xml:space="preserve"> —Vayan a las montañas y escóndanse allí por 3 días, hasta que los soldados que los persiguen regresen. Después podrán seguir su camino —les dijo.</w:t>
       </w:r>
     </w:p>
     <w:p>
@@ -923,7 +923,7 @@
         <w:rPr>
           <w:lang w:val="es_ES" w:bidi="es_ES"/>
         </w:rPr>
-        <w:t xml:space="preserve"> si no cuelgas esta cuerda roja en la ventana y si tu padre, tu madre, tus hermanos y todos tus familiares no están dentro de tu casa.</w:t>
+        <w:t xml:space="preserve"> si no cuelgas esta cuerda roja en la ventana. Y tu padre, tu madre, tus hermanos y todos tus familiares deben de estar dentro de tu casa.</w:t>
       </w:r>
     </w:p>
     <w:p>
@@ -1007,7 +1007,7 @@
         <w:rPr>
           <w:lang w:val="es_ES" w:bidi="es_ES"/>
         </w:rPr>
-        <w:t xml:space="preserve"> Los dos espías fueron a las montañas y se quedaron allí tres días, hasta que los soldados que los buscaban regresaron a la ciudad sin haberlos encontrado por todo el camino.</w:t>
+        <w:t xml:space="preserve"> Los 2 espías fueron a las montañas y se quedaron allí 3 días. En este tiempo, los soldados que los buscaban regresaron a la ciudad sin haberlos encontrado por todo el camino.</w:t>
       </w:r>
     </w:p>
     <w:p>
@@ -1028,7 +1028,7 @@
         <w:rPr>
           <w:lang w:val="es_ES" w:bidi="es_ES"/>
         </w:rPr>
-        <w:t xml:space="preserve"> Después los dos espías bajaron de las montañas, cruzaron el río Jordán y le contaron a Josué todo lo que les había sucedido.</w:t>
+        <w:t xml:space="preserve"> Después los 2 espías bajaron de las montañas, cruzaron el río Jordán y le contaron a Josué todo lo que les había sucedido.</w:t>
       </w:r>
     </w:p>
     <w:p>
@@ -1086,7 +1086,7 @@
         <w:rPr>
           <w:lang w:val="es_ES" w:bidi="es_ES"/>
         </w:rPr>
-        <w:t xml:space="preserve"> Al día siguiente muy temprano, Josué y todos los israelitas salieron de Sitín y llegaron a la orilla del río Jordán, donde acamparon unos días antes de cruzarlo.</w:t>
+        <w:t xml:space="preserve"> Al día siguiente muy temprano, Josué y todos los israelitas salieron de Sitín. Llegaron a la orilla del río Jordán, donde acamparon unos días antes de cruzarlo.</w:t>
       </w:r>
     </w:p>
     <w:p>
@@ -1149,7 +1149,7 @@
         <w:rPr>
           <w:lang w:val="es_ES" w:bidi="es_ES"/>
         </w:rPr>
-        <w:t xml:space="preserve"> Como nunca han ido al lugar adonde vamos ahora, ellos los guiarán. Pero manténganse a novecientos metros de distancia del arca. No se acerquen más.</w:t>
+        <w:t xml:space="preserve"> Como nunca han ido al lugar adonde vamos ahora, ellos los guiarán. Pero manténganse a 900 metros de distancia del arca. No se acerquen más.</w:t>
       </w:r>
     </w:p>
     <w:p>
@@ -1191,7 +1191,7 @@
         <w:rPr>
           <w:lang w:val="es_ES" w:bidi="es_ES"/>
         </w:rPr>
-        <w:t xml:space="preserve"> Josué les dijo a los sacerdotes: —Carguen el arca del pacto y vayan por delante del pueblo. Los sacerdotes obedecieron, cargaron el arca del pacto y marcharon delante del pueblo.</w:t>
+        <w:t xml:space="preserve"> Josué les dijo a los sacerdotes: —Carguen el arca del pacto y vayan por delante del pueblo. Los sacerdotes obedecieron. Cargaron el arca del pacto y marcharon delante del pueblo.</w:t>
       </w:r>
     </w:p>
     <w:p>
@@ -1212,7 +1212,7 @@
         <w:rPr>
           <w:lang w:val="es_ES" w:bidi="es_ES"/>
         </w:rPr>
-        <w:t xml:space="preserve"> El Señor le dijo a Josué: «Hoy voy a hacer que todo Israel te respete, para que sepan que yo estoy contigo como estuve con Moisés.</w:t>
+        <w:t xml:space="preserve"> El Señor le dijo a Josué:—Hoy voy a hacer que todo Israel te respete, para que sepan que yo estoy contigo como estuve con Moisés.</w:t>
       </w:r>
     </w:p>
     <w:p>
@@ -1233,7 +1233,7 @@
         <w:rPr>
           <w:lang w:val="es_ES" w:bidi="es_ES"/>
         </w:rPr>
-        <w:t xml:space="preserve"> Diles a los sacerdotes que cargan el arca que se detengan cuando lleguen a la orilla del río».</w:t>
+        <w:t xml:space="preserve"> Diles a los sacerdotes que cargan el arca que se detengan cuando lleguen a la orilla del río.</w:t>
       </w:r>
     </w:p>
     <w:p>
@@ -1275,7 +1275,7 @@
         <w:rPr>
           <w:lang w:val="es_ES" w:bidi="es_ES"/>
         </w:rPr>
-        <w:t xml:space="preserve"> Hoy van a saber con toda seguridad que el Dios vivo está en medio de nosotros, y que él va a echar de la tierra a los cananeos, hititas, heveos, ferezeos, gergeseos, jebuseos y amorreos que viven ahora en el territorio que ustedes van a tomar.</w:t>
+        <w:t xml:space="preserve"> Hoy van a saber con toda seguridad que el Dios vivo está en medio de nosotros. Sabrán que él va a echar de la tierra a los cananeos, hititas, heveos, ferezeos, gergeseos, jebuseos y amorreos que viven ahora en el territorio que ustedes van a tomar.</w:t>
       </w:r>
     </w:p>
     <w:p>
@@ -1317,7 +1317,7 @@
         <w:rPr>
           <w:lang w:val="es_ES" w:bidi="es_ES"/>
         </w:rPr>
-        <w:t xml:space="preserve"> Ahora escojan a doce hombres, uno por cada tribu, para un trabajo especial.</w:t>
+        <w:t xml:space="preserve"> Ahora escojan a 12 hombres, 1 por cada tribu, para un trabajo especial.</w:t>
       </w:r>
     </w:p>
     <w:p>
@@ -1359,7 +1359,7 @@
         <w:rPr>
           <w:lang w:val="es_ES" w:bidi="es_ES"/>
         </w:rPr>
-        <w:t xml:space="preserve"> Cuando el pueblo levantó el campamento para cruzar el Jordán, los sacerdotes que llevaban el arca del pacto marcharon al frente de todos. Era el tiempo de la cosecha, y en esa temporada las aguas del Jordán se desbordan. A pesar de eso, en cuanto los pies de los sacerdotes que cargaban el arca tocaron el agua en la orilla,</w:t>
+        <w:t xml:space="preserve"> Cuando el pueblo levantó el campamento para cruzar el Jordán, los sacerdotes que llevaban el arca del pacto marcharon al frente de todos. Era el tiempo de la cosecha, y en esa temporada las aguas del Jordán se desbordan. A pesar de eso, algo ocurrió en cuanto los pies de los sacerdotes que cargaban el arca tocaron el agua en la orilla.</w:t>
       </w:r>
     </w:p>
     <w:p>
@@ -1380,7 +1380,7 @@
         <w:rPr>
           <w:lang w:val="es_ES" w:bidi="es_ES"/>
         </w:rPr>
-        <w:t xml:space="preserve"> de repente, en la ciudad de Adán, cerca de Saretán, el agua se detuvo y se amontonó como un muro. Desde allí, el agua siguió corriendo hacia el mar Salado, y el fondo del río quedó completamente seco. Todo el pueblo cruzó el río frente a la ciudad de Jericó,</w:t>
+        <w:t xml:space="preserve"> De repente, en la ciudad de Adán, cerca de Saretán, el agua se detuvo y se amontonó como un muro. Desde allí, el agua dejó de correr hacia el mar Muerto, y el fondo del río quedó completamente seco. Todo el pueblo cruzó el río frente a la ciudad de Jericó.</w:t>
       </w:r>
     </w:p>
     <w:p>
@@ -1401,7 +1401,7 @@
         <w:rPr>
           <w:lang w:val="es_ES" w:bidi="es_ES"/>
         </w:rPr>
-        <w:t xml:space="preserve"> mientras los sacerdotes que cargaban el arca se quedaron parados en tierra seca en medio del Jordán, esperando hasta que todo el pueblo terminara de cruzar.</w:t>
+        <w:t xml:space="preserve"> Mientras, los sacerdotes que cargaban el arca se quedaron parados en tierra seca en medio del Jordán, esperando hasta que todo el pueblo terminara de cruzar.</w:t>
       </w:r>
     </w:p>
     <w:p>
@@ -1459,7 +1459,7 @@
         <w:rPr>
           <w:lang w:val="es_ES" w:bidi="es_ES"/>
         </w:rPr>
-        <w:t xml:space="preserve"> «Elijan a doce hombres, uno de cada tribu de Israel, y díganles que tomen una piedra del lugar donde están parados los sacerdotes, en medio del Jordán, y las lleven hasta donde acampen esta noche».</w:t>
+        <w:t xml:space="preserve"> —Elijan a 12 hombres, 1 de cada tribu de Israel. Díganles que tomen una piedra del lugar donde están parados los sacerdotes, en medio del Jordán, y las lleven hasta donde acampen esta noche.</w:t>
       </w:r>
     </w:p>
     <w:p>
@@ -1480,7 +1480,7 @@
         <w:rPr>
           <w:lang w:val="es_ES" w:bidi="es_ES"/>
         </w:rPr>
-        <w:t xml:space="preserve"> Josué llamó a aquellos doce hombres</w:t>
+        <w:t xml:space="preserve"> Josué llamó a aquellos 12 hombres</w:t>
       </w:r>
     </w:p>
     <w:p>
@@ -1501,7 +1501,7 @@
         <w:rPr>
           <w:lang w:val="es_ES" w:bidi="es_ES"/>
         </w:rPr>
-        <w:t xml:space="preserve"> y les dijo: —Vayan al centro del río, donde está el arca. Cada uno tome una piedra y cárguela sobre sus hombros. Serán doce en total, una por cada tribu.</w:t>
+        <w:t xml:space="preserve"> y les dijo: —Vayan al centro del río, donde está el arca. Cada uno tome una piedra y cárguela sobre sus hombros. Serán 12 en total, 1 por cada tribu.</w:t>
       </w:r>
     </w:p>
     <w:p>
@@ -1564,7 +1564,7 @@
         <w:rPr>
           <w:lang w:val="es_ES" w:bidi="es_ES"/>
         </w:rPr>
-        <w:t xml:space="preserve"> Los hombres hicieron exactamente lo que Josué les había dicho. Tomaron doce piedras del río Jordán, una por cada tribu, tal como el Señor le había ordenado a Josué. Las llevaron al campamento donde pasarían la noche y las pusieron como monumento.</w:t>
+        <w:t xml:space="preserve"> Los hombres hicieron exactamente lo que Josué les había dicho. Tomaron 12 piedras del río Jordán, 1 por cada tribu, tal como el Señor le había ordenado a Josué. Las llevaron al campamento donde pasarían la noche y las pusieron como monumento.</w:t>
       </w:r>
     </w:p>
     <w:p>
@@ -1585,7 +1585,7 @@
         <w:rPr>
           <w:lang w:val="es_ES" w:bidi="es_ES"/>
         </w:rPr>
-        <w:t xml:space="preserve"> Josué también levantó otro monumento de doce piedras en el centro del río, en el lugar donde estaban de pie los sacerdotes. Y permanecen allí hasta el día de hoy.</w:t>
+        <w:t xml:space="preserve"> Josué también levantó otro monumento de 12 piedras en el centro del río, en el lugar donde estaban de pie los sacerdotes. Y permanecen allí hasta el día de hoy.</w:t>
       </w:r>
     </w:p>
     <w:p>
@@ -1648,7 +1648,7 @@
         <w:rPr>
           <w:lang w:val="es_ES" w:bidi="es_ES"/>
         </w:rPr>
-        <w:t xml:space="preserve"> Los hombres de las tribus de Rubén, Gad y la media tribu de Manasés, totalmente armados como Moisés había dicho, un grupo de cuarenta mil guerreros, marcharon al frente de las otras tribus del Señor a través de las llanuras de Jericó.</w:t>
+        <w:t xml:space="preserve"> Los hombres de las tribus de Rubén, Gad y la media tribu de Manasés iban totalmente armados como Moisés había dicho. Eran un grupo de 40.000 guerreros. Marcharon al frente de las otras tribus del Señor a través de las llanuras de Jericó.</w:t>
       </w:r>
     </w:p>
     <w:p>
@@ -1669,7 +1669,7 @@
         <w:rPr>
           <w:lang w:val="es_ES" w:bidi="es_ES"/>
         </w:rPr>
-        <w:t xml:space="preserve"> Ese día el Señor exaltó a Josué ante todo Israel, y lo respetaron durante toda su vida, así como habían respetado a Moisés.</w:t>
+        <w:t xml:space="preserve"> Ese día el Señor exaltó a Josué ante todo Israel. Lo respetaron durante toda su vida, así como habían respetado a Moisés.</w:t>
       </w:r>
     </w:p>
     <w:p>
@@ -1711,7 +1711,7 @@
         <w:rPr>
           <w:lang w:val="es_ES" w:bidi="es_ES"/>
         </w:rPr>
-        <w:t xml:space="preserve"> «Ordena a los sacerdotes que llevan el arca del pacto que salgan del Jordán».</w:t>
+        <w:t xml:space="preserve"> —Ordena a los sacerdotes que llevan el arca del pacto que salgan del Jordán.</w:t>
       </w:r>
     </w:p>
     <w:p>
@@ -1732,7 +1732,7 @@
         <w:rPr>
           <w:lang w:val="es_ES" w:bidi="es_ES"/>
         </w:rPr>
-        <w:t xml:space="preserve"> Entonces Josué les dio la orden,</w:t>
+        <w:t xml:space="preserve"> Entonces Josué les dio la orden.</w:t>
       </w:r>
     </w:p>
     <w:p>
@@ -1774,7 +1774,7 @@
         <w:rPr>
           <w:lang w:val="es_ES" w:bidi="es_ES"/>
         </w:rPr>
-        <w:t xml:space="preserve"> Este milagro ocurrió el día diez del mes primero. Ese día, los israelitas cruzaron el río Jordán y acamparon en Guilgal, al este de la ciudad de Jericó.</w:t>
+        <w:t xml:space="preserve"> Este milagro ocurrió el día 10 del mes primero. Ese día, los israelitas cruzaron el río Jordán y acamparon en Guilgal, al este de la ciudad de Jericó.</w:t>
       </w:r>
     </w:p>
     <w:p>
@@ -1795,7 +1795,7 @@
         <w:rPr>
           <w:lang w:val="es_ES" w:bidi="es_ES"/>
         </w:rPr>
-        <w:t xml:space="preserve"> Y allí levantaron el monumento con las doce piedras del río Jordán.</w:t>
+        <w:t xml:space="preserve"> Y allí levantaron el monumento con las 12 piedras del río Jordán.</w:t>
       </w:r>
     </w:p>
     <w:p>
@@ -1816,7 +1816,7 @@
         <w:rPr>
           <w:lang w:val="es_ES" w:bidi="es_ES"/>
         </w:rPr>
-        <w:t xml:space="preserve"> Entonces se dirigió a los israelitas: —En el futuro, cuando sus hijos les pregunten qué significan estas piedras,</w:t>
+        <w:t xml:space="preserve"> Entonces Josué se dirigió a los israelitas: —En el futuro, sus hijos les preguntarán qué significan estas piedras.</w:t>
       </w:r>
     </w:p>
     <w:p>
@@ -1837,7 +1837,7 @@
         <w:rPr>
           <w:lang w:val="es_ES" w:bidi="es_ES"/>
         </w:rPr>
-        <w:t xml:space="preserve"> ustedes les dirán que estas piedras nos recuerdan que toda la nación de Israel cruzó el río Jordán en seco.</w:t>
+        <w:t xml:space="preserve"> Ustedes les dirán que estas piedras nos recuerdan que toda la nación de Israel cruzó el río Jordán en seco.</w:t>
       </w:r>
     </w:p>
     <w:p>
@@ -1879,7 +1879,7 @@
         <w:rPr>
           <w:lang w:val="es_ES" w:bidi="es_ES"/>
         </w:rPr>
-        <w:t xml:space="preserve"> Esto ocurrió para que todas las naciones del mundo reconozcan el poder del Señor, y para que ustedes lo respeten con temor reverente todos los días de su vida.</w:t>
+        <w:t xml:space="preserve"> Esto ocurrió para que todas las naciones del mundo reconozcan el poder del Señor. Ocurrió para que ustedes lo respeten con temor reverente todos los días de su vida.</w:t>
       </w:r>
     </w:p>
     <w:p>
@@ -1916,7 +1916,7 @@
         <w:rPr>
           <w:lang w:val="es_ES" w:bidi="es_ES"/>
         </w:rPr>
-        <w:t xml:space="preserve"> Cuando los pueblos al oeste del río Jordán, los cananeos y los amorreos que vivían junto a la costa del Mediterráneo, oyeron que el Señor había secado el río Jordán para que los israelitas pudieran cruzarlo, entraron en pánico y quedaron paralizados de miedo.</w:t>
+        <w:t xml:space="preserve"> Los pueblos cananeos que vivían al oeste del río Jordán y los amorreos que vivían junto a la costa del Mediterráneo oyeron que el Señor había secado el río Jordán para que los israelitas pudieran cruzarlo. Entraron en pánico y quedaron paralizados de miedo.</w:t>
       </w:r>
     </w:p>
     <w:p>
@@ -1937,7 +1937,7 @@
         <w:rPr>
           <w:lang w:val="es_ES" w:bidi="es_ES"/>
         </w:rPr>
-        <w:t xml:space="preserve"> En aquel tiempo, el Señor le ordenó a Josué: «Fabrica cuchillos de piedra afilada y circuncida nuevamente a los israelitas». Josué obedeció e hizo los cuchillos, y circuncidó a todos los varones israelitas en la colina de Aralot.Aralot.: En hebreo, significa prepucios." class="footnote-marker"&gt;1</w:t>
+        <w:t xml:space="preserve"> En aquel tiempo, el Señor le ordenó a Josué:—Fabrica cuchillos de piedra afilada y circuncida nuevamente a los israelitas.Josué obedeció. Hizo los cuchillos y circuncidó a todos los varones israelitas en la colina de Aralot.1</w:t>
       </w:r>
     </w:p>
     <w:p>
@@ -1958,7 +1958,7 @@
         <w:rPr>
           <w:lang w:val="es_ES" w:bidi="es_ES"/>
         </w:rPr>
-        <w:t xml:space="preserve"> Josué realizó esta ceremonia porque todos los israelitas en edad militar que habían salido de Egipto ya habían muerto en el desierto. Aquella generación había sido circuncidada, pero los que nacieron durante el viaje por el desierto no lo fueron.</w:t>
+        <w:t xml:space="preserve"> Josué realizó esta ceremonia porque todos los israelitas en edad militar que habían salido de Egipto ya habían muerto en el desierto. Aquella generación había sido circuncidada. Pero los que nacieron durante el viaje por el desierto no lo fueron.</w:t>
       </w:r>
     </w:p>
     <w:p>
@@ -1979,7 +1979,7 @@
         <w:rPr>
           <w:lang w:val="es_ES" w:bidi="es_ES"/>
         </w:rPr>
-        <w:t xml:space="preserve"> El pueblo de Israel anduvo por el desierto durante cuarenta años hasta que todos los hombres en edad de pelear que salieron de Egipto murieron. Ellos no obedecieron al Señor, y él juró que no les permitiría entrar en la tierra que había prometido a Israel, tierra donde abundan la leche y la miel.</w:t>
+        <w:t xml:space="preserve"> El pueblo de Israel anduvo por el desierto durante 40 años hasta que todos los hombres en edad de pelear que salieron de Egipto murieron. Ellos no obedecieron al Señor. Por eso, él juró que no les permitiría entrar en la tierra que había prometido a Israel, tierra donde abundan la leche y la miel.</w:t>
       </w:r>
     </w:p>
     <w:p>
@@ -2021,7 +2021,7 @@
         <w:rPr>
           <w:lang w:val="es_ES" w:bidi="es_ES"/>
         </w:rPr>
-        <w:t xml:space="preserve"> El Señor le dijo a Josué: «Hoy les he quitado la vergüenza de haber sido esclavos». Por esa razón, ese lugar se llamó Guilgal,Guilgal,: En hebreo, suena parecido al verbo que se traduciría como he quitado." class="footnote-marker"&gt;2 y así se llama todavía hoy. Después de eso, todos descansaron en el campamento hasta que sanaron.</w:t>
+        <w:t xml:space="preserve"> El Señor le dijo a Josué:—Hoy les he quitado la vergüenza de haber sido esclavos. Por esa razón, ese lugar se llamó Guilgal,2 y así se llama todavía hoy. Después de eso, todos descansaron en el campamento hasta que sanaron.</w:t>
       </w:r>
     </w:p>
     <w:p>
@@ -2042,7 +2042,7 @@
         <w:rPr>
           <w:lang w:val="es_ES" w:bidi="es_ES"/>
         </w:rPr>
-        <w:t xml:space="preserve"> Mientras acampaban en Guilgal, en las llanuras de Jericó, celebraron la Pascua, al anochecer del día catorce del mes primero.</w:t>
+        <w:t xml:space="preserve"> Mientras acampaban en Guilgal, en las llanuras de Jericó, celebraron la Pascua. La celebraron al anochecer del día 14 del mes primero.</w:t>
       </w:r>
     </w:p>
     <w:p>
@@ -2084,7 +2084,7 @@
         <w:rPr>
           <w:lang w:val="es_ES" w:bidi="es_ES"/>
         </w:rPr>
-        <w:t xml:space="preserve"> Al día siguiente, el maná ya no apareció, y nunca más lo volvieron a ver. Desde ese momento vivieron de lo que producía la tierra de Canaán.</w:t>
+        <w:t xml:space="preserve"> El próximo día, el maná ya no apareció, y nunca más lo volvieron a ver. Desde ese momento vivieron de lo que producía la tierra de Canaán.</w:t>
       </w:r>
     </w:p>
     <w:p>
@@ -2126,7 +2126,7 @@
         <w:rPr>
           <w:lang w:val="es_ES" w:bidi="es_ES"/>
         </w:rPr>
-        <w:t xml:space="preserve"> —¡De ninguno! Soy el comandante del ejército del Señor —respondió.Entonces Josué se postró ante él, lo adoró y dijo: —Da tus órdenes a tu siervo, Señor.</w:t>
+        <w:t xml:space="preserve"> —¡De ninguno! Soy el comandante del ejército del Señor —respondió.Entonces Josué se postró ante él, lo adoró y dijo: —Da a tu siervo las órdenes del Señor.</w:t>
       </w:r>
     </w:p>
     <w:p>
@@ -2205,7 +2205,7 @@
         <w:rPr>
           <w:lang w:val="es_ES" w:bidi="es_ES"/>
         </w:rPr>
-        <w:t xml:space="preserve"> «¡Ya te he entregado a Jericó, junto con su rey y sus guerreros!».</w:t>
+        <w:t xml:space="preserve"> —¡Ya te he entregado a Jericó, junto con su rey y sus guerreros!</w:t>
       </w:r>
     </w:p>
     <w:p>
@@ -2226,7 +2226,7 @@
         <w:rPr>
           <w:lang w:val="es_ES" w:bidi="es_ES"/>
         </w:rPr>
-        <w:t xml:space="preserve"> Los hombres preparados para pelear deben marchar alrededor de la ciudad una vez al día durante seis días.</w:t>
+        <w:t xml:space="preserve"> Los hombres preparados para pelear deben marchar alrededor de la ciudad una vez al día durante 6 días.</w:t>
       </w:r>
     </w:p>
     <w:p>
@@ -2247,7 +2247,7 @@
         <w:rPr>
           <w:lang w:val="es_ES" w:bidi="es_ES"/>
         </w:rPr>
-        <w:t xml:space="preserve"> Marcharán con siete sacerdotes que llevarán trompetas de cuerno de carnero delante del arca. El séptimo día rodearán la ciudad siete veces, mientras los sacerdotes tocan sus trompetas.</w:t>
+        <w:t xml:space="preserve"> Marcharán con 7 sacerdotes que llevarán trompetas de cuerno de carnero delante del arca. El séptimo día rodearán la ciudad 7 veces, mientras los sacerdotes tocan sus trompetas.</w:t>
       </w:r>
     </w:p>
     <w:p>
@@ -2268,7 +2268,7 @@
         <w:rPr>
           <w:lang w:val="es_ES" w:bidi="es_ES"/>
         </w:rPr>
-        <w:t xml:space="preserve"> Cuando ellos toquen un sonido largo y fuerte con las trompetas, todo el pueblo gritará con fuerza y las murallas de la ciudad se derrumbarán. Entonces cada uno podrá entrar a la ciudad desde cualquier lado».</w:t>
+        <w:t xml:space="preserve"> Cuando ellos toquen un sonido largo y fuerte con las trompetas, todo el pueblo gritará con fuerza. Y las murallas de la ciudad se derrumbarán. Entonces cada uno podrá entrar a la ciudad desde cualquier lado.</w:t>
       </w:r>
     </w:p>
     <w:p>
@@ -2289,7 +2289,7 @@
         <w:rPr>
           <w:lang w:val="es_ES" w:bidi="es_ES"/>
         </w:rPr>
-        <w:t xml:space="preserve"> Josué reunió a los sacerdotes y les dijo: —Los soldados irán al frente, seguidos por los siete sacerdotes que tocarán sus trompetas. Detrás de ellos irán los sacerdotes que cargan el arca, y al final irá el resto del ejército.</w:t>
+        <w:t xml:space="preserve"> Josué reunió a los sacerdotes y al pueblo y les dijo: —Los soldados armados irán al frente, seguidos por los 7 sacerdotes que tocarán sus trompetas. Detrás de ellos irán los sacerdotes que cargan el arca, y al final irá el resto del ejército.Todos cumplieron las instrucciones. Sonaban las tompetas en cada momento.</w:t>
       </w:r>
     </w:p>
     <w:p>
@@ -2310,7 +2310,7 @@
         <w:rPr>
           <w:lang w:val="es_ES" w:bidi="es_ES"/>
         </w:rPr>
-        <w:t xml:space="preserve"> Después Josué le ordenó al pueblo: —¡Guarden completo silencio! Solo se deben escuchar las trompetas. No digan ni una palabra hasta que yo les diga que griten. Cuando yo lo diga, griten con todas sus fuerzas.</w:t>
+        <w:t xml:space="preserve"> Pero Josué le ordenó al resto del pueblo: —¡Guarden completo silencio! Solo se deben escuchar las trompetas. No digan ni una palabra hasta que yo les diga que griten. Cuando yo lo diga, griten con todas sus fuerzas.</w:t>
       </w:r>
     </w:p>
     <w:p>
@@ -2352,7 +2352,7 @@
         <w:rPr>
           <w:lang w:val="es_ES" w:bidi="es_ES"/>
         </w:rPr>
-        <w:t xml:space="preserve"> A la mañana siguiente, Josué madrugó junto con los sacerdotes, quienes cargaron el arca del Señor. Los siete sacerdotes con sus trompetas iban adelante del arca, haciéndolas sonar. La vanguardia de soldados armados iba delante de estos sacerdotes, mientras que otros soldados cerraban la marcha detrás del arca. Las trompetas no dejaron de resonar en ningún momento. Ese segundo día también dieron una única vuelta completa alrededor de Jericó antes de volver al campamento. Esto se repitió a lo largo de seis días.</w:t>
+        <w:t xml:space="preserve"> A la mañana siguiente, Josué madrugó junto con los sacerdotes que cargaron el arca del Señor. Los 7 sacerdotes con sus trompetas iban adelante del arca, haciéndolas sonar. La vanguardia de soldados armados iba delante de estos sacerdotes, mientras que otros soldados cerraban la marcha detrás del arca. Las trompetas no dejaron de resonar en ningún momento. Ese segundo día también dieron una única vuelta completa alrededor de Jericó antes de volver al campamento. Esto se repitió a lo largo de 6 días.</w:t>
       </w:r>
     </w:p>
     <w:p>
@@ -2373,7 +2373,7 @@
         <w:rPr>
           <w:lang w:val="es_ES" w:bidi="es_ES"/>
         </w:rPr>
-        <w:t xml:space="preserve"> El séptimo día se levantaron al amanecer y rodearon la ciudad siete veces en lugar de una sola.</w:t>
+        <w:t xml:space="preserve"> El séptimo día se levantaron al amanecer y rodearon la ciudad 7 veces en lugar de una sola.</w:t>
       </w:r>
     </w:p>
     <w:p>
@@ -2415,7 +2415,7 @@
         <w:rPr>
           <w:lang w:val="es_ES" w:bidi="es_ES"/>
         </w:rPr>
-        <w:t xml:space="preserve"> »Mátenlos a todos, excepto a Rajab la prostituta y a todos los que estén en su casa, porque ella protegió a nuestros espías.</w:t>
+        <w:t xml:space="preserve"> Mátenlos a todos, excepto a Rajab la prostituta y a todos los que estén en su casa, porque ella protegió a nuestros espías.</w:t>
       </w:r>
     </w:p>
     <w:p>
@@ -2436,7 +2436,7 @@
         <w:rPr>
           <w:lang w:val="es_ES" w:bidi="es_ES"/>
         </w:rPr>
-        <w:t xml:space="preserve"> Cuídense mucho de no apropiarse de ningún objeto que esté destinado a la destrucción. Si alguno de ustedes toma algo de esas cosas prohibidas, no solo se condenará a sí mismo, sino que pondrá en peligro a todo el campamento israelita y traerá calamidad sobre él.</w:t>
+        <w:t xml:space="preserve"> Cuídense mucho de no apropiarse de ningún objeto que esté destinado a la destrucción. Si alguno de ustedes toma algo de esas cosas prohibidas, no solo se condenará a sí mismo. También pondrá en peligro a todo el campamento israelita y traerá calamidad sobre él.</w:t>
       </w:r>
     </w:p>
     <w:p>
@@ -2478,7 +2478,7 @@
         <w:rPr>
           <w:lang w:val="es_ES" w:bidi="es_ES"/>
         </w:rPr>
-        <w:t xml:space="preserve"> Cuando el pueblo escuchó el toque de las trompetas, gritó con todas sus fuerzas. En ese momento, las murallas de Jericó cayeron al suelo. Los israelitas entraron corriendo a la ciudad desde todos lados y la conquistaron.</w:t>
+        <w:t xml:space="preserve"> Cuando el pueblo escuchó el toque de las trompetas, gritó con todas sus fuerzas. En ese momento, las murallas de Jericó cayeron al suelo. Los israelitas entraron corriendo a la ciudad desde todos lados y tomaron posesión de ella.</w:t>
       </w:r>
     </w:p>
     <w:p>
@@ -2520,7 +2520,7 @@
         <w:rPr>
           <w:lang w:val="es_ES" w:bidi="es_ES"/>
         </w:rPr>
-        <w:t xml:space="preserve"> Josué les dijo a los dos espías: —Cumplan su promesa. Vayan a la casa y saquen a la prostituta con todos los que están con ella.</w:t>
+        <w:t xml:space="preserve"> Josué les dijo a los 2 espías: —Cumplan su promesa. Vayan a la casa y saquen a la prostituta con todos los que están con ella.</w:t>
       </w:r>
     </w:p>
     <w:p>
@@ -2541,7 +2541,7 @@
         <w:rPr>
           <w:lang w:val="es_ES" w:bidi="es_ES"/>
         </w:rPr>
-        <w:t xml:space="preserve"> Los dos jóvenes fueron y sacaron a Rajab junto con su padre, su madre, sus hermanos y todos sus familiares. También sacaron todas sus cosas. Los llevaron fuera del campamento de Israel.</w:t>
+        <w:t xml:space="preserve"> Los 2 jóvenes fueron y sacaron a Rajab junto con su padre, su madre, sus hermanos y todos sus familiares. También sacaron todas sus cosas. Los llevaron fuera del campamento de Israel.</w:t>
       </w:r>
     </w:p>
     <w:p>
@@ -2604,7 +2604,7 @@
         <w:rPr>
           <w:lang w:val="es_ES" w:bidi="es_ES"/>
         </w:rPr>
-        <w:t xml:space="preserve"> Entonces Josué pronunció este juramento: «Maldito sea delante del Señor el que intente reconstruir esta ciudad de Jericó. »Cuando ponga sus cimientos, morirá su hijo mayor. Cuando coloque sus puertas, morirá su hijo menor».</w:t>
+        <w:t xml:space="preserve"> Entonces Josué pronunció este juramento:—Maldito sea delante del Señor el que intente reconstruir esta ciudad de Jericó. Cuando ponga sus cimientos, morirá su hijo mayor. Cuando coloque sus puertas, morirá su hijo menor.</w:t>
       </w:r>
     </w:p>
     <w:p>
@@ -2704,7 +2704,7 @@
         <w:rPr>
           <w:lang w:val="es_ES" w:bidi="es_ES"/>
         </w:rPr>
-        <w:t xml:space="preserve"> Al regresar, le dijeron a Josué: —Es una ciudad pequeña. Con dos o tres mil hombres será suficiente para destruirla. No es necesario que todo el ejército vaya hasta allá.</w:t>
+        <w:t xml:space="preserve"> Al regresar, le dijeron a Josué: —Es una ciudad pequeña. Con 2.000 o 3.000 hombres será suficiente para destruirla. No es necesario que todo el ejército vaya hasta allá.</w:t>
       </w:r>
     </w:p>
     <w:p>
@@ -2725,7 +2725,7 @@
         <w:rPr>
           <w:lang w:val="es_ES" w:bidi="es_ES"/>
         </w:rPr>
-        <w:t xml:space="preserve"> Enviaron alrededor de tres mil soldados para atacarla, pero acabaron huyendo.</w:t>
+        <w:t xml:space="preserve"> Enviaron alrededor de 3.000 soldados para atacarla, pero acabaron huyendo.</w:t>
       </w:r>
     </w:p>
     <w:p>
@@ -2746,7 +2746,7 @@
         <w:rPr>
           <w:lang w:val="es_ES" w:bidi="es_ES"/>
         </w:rPr>
-        <w:t xml:space="preserve"> Los defensores de Hai mataron a treinta y seis israelitas y los persiguieron desde las puertas de la ciudad hasta Sebarim, atacándolos en la bajada. El valor de los israelitas se evaporó completamente y su ánimo se esfumó.</w:t>
+        <w:t xml:space="preserve"> Los defensores de Hai mataron a 36 israelitas. Persiguieron a los israelitas desde las puertas de la ciudad hasta Sebarim, atacándolos en la bajada. El valor de los israelitas se evaporó completamente y su ánimo se esfumó.</w:t>
       </w:r>
     </w:p>
     <w:p>
@@ -2914,7 +2914,7 @@
         <w:rPr>
           <w:lang w:val="es_ES" w:bidi="es_ES"/>
         </w:rPr>
-        <w:t xml:space="preserve"> »¡Ponte en pie! Ordena al pueblo que se consagre para comparecer mañana ante mí, porque el Señor su Dios declara lo siguiente: «¡Hay en medio de ti cosas que yo destiné a la destrucción, Israel! No podréis resistir frente a vuestros adversarios mientras no destruyáis y eliminéis de entre vosotros esas cosas.</w:t>
+        <w:t xml:space="preserve"> »¡Ponte en pie! Ordena al pueblo que se consagre para comparecer mañana ante mí. El Señor su Dios declara lo siguiente: "¡Hay en medio de ti cosas que yo destiné a la destrucción, Israel! No podrán resistir frente a sus adversarios mientras no destruyan y eliminen de entre ustedes esas cosas.</w:t>
       </w:r>
     </w:p>
     <w:p>
@@ -2935,7 +2935,7 @@
         <w:rPr>
           <w:lang w:val="es_ES" w:bidi="es_ES"/>
         </w:rPr>
-        <w:t xml:space="preserve"> Al amanecer se congregarán organizados por tribus. La tribu que el Señor designe mediante suertes avanzará con sus clanes, el clan designado por el Señor avanzará con sus familias, y la familia que el Señor designe traerá adelante a cada uno de sus varones.</w:t>
+        <w:t xml:space="preserve"> Al amanecer se congregarán organizados por tribus. La tribu que el Señor designe mediante suertes avanzará con sus clanes. El clan designado por el Señor avanzará con sus familias. La familia que el Señor designe traerá adelante a cada uno de sus varones.</w:t>
       </w:r>
     </w:p>
     <w:p>
@@ -2956,7 +2956,7 @@
         <w:rPr>
           <w:lang w:val="es_ES" w:bidi="es_ES"/>
         </w:rPr>
-        <w:t xml:space="preserve"> El que haya robado lo que pertenece al Señor será quemado junto con todo lo que posee, porque ha quebrantado el pacto del Señor y ha traído desgracia sobre Israel.</w:t>
+        <w:t xml:space="preserve"> El que haya robado lo que pertenece al Señor será quemado junto con todo lo que posee. Ha quebrantado el pacto del Señor y ha traído desgracia sobre Israel".</w:t>
       </w:r>
     </w:p>
     <w:p>
@@ -2977,7 +2977,7 @@
         <w:rPr>
           <w:lang w:val="es_ES" w:bidi="es_ES"/>
         </w:rPr>
-        <w:t xml:space="preserve"> A la mañana siguiente, Josué presentó las tribus de Israel ante el Señor y se señaló a la tribu de Judá.</w:t>
+        <w:t xml:space="preserve"> A la mañana siguiente, Josué presentó las tribus de Israel ante el Señor, y se señaló a la tribu de Judá.</w:t>
       </w:r>
     </w:p>
     <w:p>
@@ -3082,7 +3082,7 @@
         <w:rPr>
           <w:lang w:val="es_ES" w:bidi="es_ES"/>
         </w:rPr>
-        <w:t xml:space="preserve"> Vi un hermoso manto traído de Babilonia, casi dos kilos y medio de plata y una barra de oro de más de medio kilo. Tuve un gran deseo de poseer todo eso, así que lo tomé y lo escondí en la tierra bajo mi tienda. Allí están, con la plata debajo de todo.</w:t>
+        <w:t xml:space="preserve"> Vi un hermoso manto traído de Babilonia, casi 2 kilos y medio de plata y una barra de oro de más de medio kilo. Tuve un gran deseo de poseer todo eso, así que lo tomé y lo escondí en la tierra bajo mi tienda. Allí están, con la plata debajo de todo.</w:t>
       </w:r>
     </w:p>
     <w:p>
@@ -3124,7 +3124,7 @@
         <w:rPr>
           <w:lang w:val="es_ES" w:bidi="es_ES"/>
         </w:rPr>
-        <w:t xml:space="preserve"> Sacaron aquellas cosas de la tienda, las trajeron hasta donde estaban Josué y todos los israelitas, y las presentaron ante el Señor.</w:t>
+        <w:t xml:space="preserve"> Sacaron aquellas cosas de la tienda y las trajeron hasta donde estaban Josué y todos los israelitas. Las presentaron ante el Señor.</w:t>
       </w:r>
     </w:p>
     <w:p>
@@ -3166,7 +3166,7 @@
         <w:rPr>
           <w:lang w:val="es_ES" w:bidi="es_ES"/>
         </w:rPr>
-        <w:t xml:space="preserve"> Allí Josué le dijo a Acán: —¿Por qué nos has traído esta desgracia? Ahora el Señor traerá desgracia sobre ti. Los israelitas los apedrearon y luego quemaron sus cuerpos.</w:t>
+        <w:t xml:space="preserve"> Allí Josué le dijo a Acán: —¿Por qué nos has traído esta desgracia? Ahora el Señor traerá desgracia sobre ti. Los israelitas los apedrearon y luego quemaron los cuerpos de Acán y su familia.</w:t>
       </w:r>
     </w:p>
     <w:p>
@@ -3187,7 +3187,7 @@
         <w:rPr>
           <w:lang w:val="es_ES" w:bidi="es_ES"/>
         </w:rPr>
-        <w:t xml:space="preserve"> Levantaron un gran montón de piedras sobre ellos, que sigue allí hasta el día de hoy. Ese lugar aún se conoce como el valle de Acor.Acor.: En hebreo, significa desgracia" class="footnote-marker"&gt;1 Así el Señor apaciguó su ira.</w:t>
+        <w:t xml:space="preserve"> Levantaron un gran montón de piedras sobre ellos, que sigue allí hasta el día de hoy. Ese lugar aún se conoce como el valle de Acor.1 Así el Señor apaciguó su ira.</w:t>
       </w:r>
     </w:p>
     <w:p>
@@ -3224,7 +3224,7 @@
         <w:rPr>
           <w:lang w:val="es_ES" w:bidi="es_ES"/>
         </w:rPr>
-        <w:t xml:space="preserve"> El Señor le dijo a Josué: «No tengas miedo ni te desanimes. Toma a todos tus soldados y ve a atacar Hai. Yo te entrego la ciudad. El rey de Hai, su gente, su ciudad y su tierra serán de ustedes.</w:t>
+        <w:t xml:space="preserve"> El Señor le dijo a Josué:—No tengas miedo ni te desanimes. Toma a todos tus soldados y ve a atacar Hai. Yo te entrego la ciudad. El rey de Hai, su gente, su ciudad y su tierra serán de ustedes.</w:t>
       </w:r>
     </w:p>
     <w:p>
@@ -3245,7 +3245,7 @@
         <w:rPr>
           <w:lang w:val="es_ES" w:bidi="es_ES"/>
         </w:rPr>
-        <w:t xml:space="preserve"> Haz con Hai y su rey lo mismo que hiciste con Jericó y su rey. Pero esta vez podrán quedarse con todo lo que encuentren en la ciudad y con los animales. Prepara una trampa: esconde soldados detrás de la ciudad».</w:t>
+        <w:t xml:space="preserve"> Haz con Hai y su rey lo mismo que hiciste con Jericó y su rey. Pero esta vez podrán quedarse con todo lo que encuentren en la ciudad y con los animales. Prepara una trampa: esconde soldados detrás de la ciudad.</w:t>
       </w:r>
     </w:p>
     <w:p>
@@ -3266,7 +3266,7 @@
         <w:rPr>
           <w:lang w:val="es_ES" w:bidi="es_ES"/>
         </w:rPr>
-        <w:t xml:space="preserve"> Entonces Josué escogió treinta mil de sus mejores soldados y los envió de noche. Les ordenó que se escondieran detrás de Hai y estuvieran listos para atacar.</w:t>
+        <w:t xml:space="preserve"> Entonces Josué escogió 30.000 de sus mejores soldados y los envió de noche. Les ordenó que se escondieran detrás de Hai y estuvieran listos para atacar.</w:t>
       </w:r>
     </w:p>
     <w:p>
@@ -3413,7 +3413,7 @@
         <w:rPr>
           <w:lang w:val="es_ES" w:bidi="es_ES"/>
         </w:rPr>
-        <w:t xml:space="preserve"> El ejército llegó al norte de la ciudad y acampó frente a ella, con el valle entre ambos. Josué tomó unos cinco mil hombres y los colocó en emboscada al oeste de la ciudad, entre Betel y Hai. El campamento principal estaba al norte y la emboscada al oeste. Aquella noche, Josué pasó la noche en el valle con el pueblo.</w:t>
+        <w:t xml:space="preserve"> El ejército llegó al norte de la ciudad y acampó frente a ella, con el valle entre ambos. Josué tomó unos 5.000 hombres y los colocó en emboscada al oeste de la ciudad, entre Betel y Hai. El campamento principal estaba al norte y la emboscada al oeste. Aquella noche, Josué la pasó en el valle con el pueblo.</w:t>
       </w:r>
     </w:p>
     <w:p>
@@ -3434,7 +3434,7 @@
         <w:rPr>
           <w:lang w:val="es_ES" w:bidi="es_ES"/>
         </w:rPr>
-        <w:t xml:space="preserve"> Cuando el rey de Hai vio a los israelitas al otro lado del valle, salió al amanecer y los atacó en pendiente que va al Arabá, sin saber que había una emboscada detrás de la ciudad.</w:t>
+        <w:t xml:space="preserve"> Cuando el rey de Hai vio a los israelitas al otro lado del valle, salió al amanecer y los atacó en la pendiente que va al Arabá. No sabía que había una emboscada detrás de la ciudad.</w:t>
       </w:r>
     </w:p>
     <w:p>
@@ -3518,7 +3518,7 @@
         <w:rPr>
           <w:lang w:val="es_ES" w:bidi="es_ES"/>
         </w:rPr>
-        <w:t xml:space="preserve"> El Señor le dijo a Josué: «Levanta tu lanza hacia Hai, porque voy a entregarte la ciudad».</w:t>
+        <w:t xml:space="preserve"> El Señor le dijo a Josué:—Levanta tu lanza hacia Hai, porque voy a entregarte la ciudad.</w:t>
       </w:r>
     </w:p>
     <w:p>
@@ -3539,7 +3539,7 @@
         <w:rPr>
           <w:lang w:val="es_ES" w:bidi="es_ES"/>
         </w:rPr>
-        <w:t xml:space="preserve"> Cuando los soldados escondidos vieron la señal, salieron de donde estaban, corrieron a la ciudad, la capturaron y enseguida le prendieron fuego.</w:t>
+        <w:t xml:space="preserve"> Cuando los soldados escondidos vieron la señal, salieron de donde estaban. Corrieron a la ciudad, la capturaron y enseguida le prendieron fuego.</w:t>
       </w:r>
     </w:p>
     <w:p>
@@ -3560,7 +3560,7 @@
         <w:rPr>
           <w:lang w:val="es_ES" w:bidi="es_ES"/>
         </w:rPr>
-        <w:t xml:space="preserve"> Los hombres de Hai voltearon y vieron el humo de su ciudad subiendo al cielo. Ya no pudieron escapar hacia ningún lado. Josué y sus soldados vieron el humo y supieron que los emboscadores habían tomado la ciudad, entonces se dieron vuelta y atacaron a los que los perseguían.</w:t>
+        <w:t xml:space="preserve"> Los hombres de Hai voltearon y vieron el humo de su ciudad subiendo al cielo. Ya no pudieron escapar hacia ningún lado. Josué y sus soldados vieron el humo y supieron que los emboscadores habían tomado la ciudad. Entonces se dieron vuelta y atacaron a los que los perseguían.</w:t>
       </w:r>
     </w:p>
     <w:p>
@@ -3581,7 +3581,7 @@
         <w:rPr>
           <w:lang w:val="es_ES" w:bidi="es_ES"/>
         </w:rPr>
-        <w:t xml:space="preserve"> Los israelitas que ya estaban dentro de la ciudad salieron y atacaron a los enemigos por la espalda. Los hombres de Hai quedaron atrapados entre los dos grupos de israelitas. Todos murieron. No quedó ninguno vivo ni ninguno logró escapar,</w:t>
+        <w:t xml:space="preserve"> Los israelitas que ya estaban dentro de la ciudad salieron y atacaron a los enemigos por la espalda. Los hombres de Hai quedaron atrapados entre los 2 grupos de israelitas. Todos murieron. No quedó ninguno vivo ni ninguno logró escapar,</w:t>
       </w:r>
     </w:p>
     <w:p>
@@ -3644,7 +3644,7 @@
         <w:rPr>
           <w:lang w:val="es_ES" w:bidi="es_ES"/>
         </w:rPr>
-        <w:t xml:space="preserve"> Ese día murieron todos los habitantes de Hai. Eran doce mil personas en total.</w:t>
+        <w:t xml:space="preserve"> Ese día murieron todos los habitantes de Hai. Eran 12.000 personas en total.</w:t>
       </w:r>
     </w:p>
     <w:p>
@@ -3770,7 +3770,7 @@
         <w:rPr>
           <w:lang w:val="es_ES" w:bidi="es_ES"/>
         </w:rPr>
-        <w:t xml:space="preserve"> Siguió las instrucciones que Moisés había escrito en el libro de la Ley, un altar de piedras que no habían sido cortadas ni labradas. Allí los israelitas presentaron ofrendas quemadas y sacrificios de comunión al Señor.</w:t>
+        <w:t xml:space="preserve"> Siguió las instrucciones que Moisés había escrito en el libro de la ley. Era un altar de piedras que no habían sido cortadas ni labradas. Allí los israelitas presentaron ofrendas quemadas y sacrificios de comunión al Señor.</w:t>
       </w:r>
     </w:p>
     <w:p>
@@ -3812,7 +3812,7 @@
         <w:rPr>
           <w:lang w:val="es_ES" w:bidi="es_ES"/>
         </w:rPr>
-        <w:t xml:space="preserve"> Todos los israelitas se reunieron allí: los ancianos, los jefes, los jueces y también los extranjeros que vivían con ellos. Se dividieron en dos grupos: la mitad se colocó frente al monte Guerizín y la otra mitad frente al monte Ebal. En medio de los dos grupos estaban los sacerdotes levitas con el arca del pacto del Señor. Todo se hizo tal como Moisés lo había ordenado, para que el pueblo recibiera la bendición del Señor.</w:t>
+        <w:t xml:space="preserve"> Todos los israelitas se reunieron allí: los ancianos, los jefes, los jueces y también los extranjeros que vivían con ellos. Se dividieron en 2 grupos. La mitad se colocó frente al monte Guerizín y la otra mitad frente al monte Ebal. En medio de los 2 grupos estaban los sacerdotes levitas con el arca del pacto del Señor. Todo se hizo tal como Moisés lo había ordenado, para que el pueblo recibiera la bendición del Señor.</w:t>
       </w:r>
     </w:p>
     <w:p>
@@ -3833,7 +3833,7 @@
         <w:rPr>
           <w:lang w:val="es_ES" w:bidi="es_ES"/>
         </w:rPr>
-        <w:t xml:space="preserve"> Después, Josué leyó en voz alta todas las bendiciones y maldiciones que están escritas en el libro de la Ley.</w:t>
+        <w:t xml:space="preserve"> Después, Josué leyó en voz alta todas las bendiciones y maldiciones que están escritas en el libro de la ley.</w:t>
       </w:r>
     </w:p>
     <w:p>
@@ -4017,7 +4017,7 @@
         <w:rPr>
           <w:lang w:val="es_ES" w:bidi="es_ES"/>
         </w:rPr>
-        <w:t xml:space="preserve"> Ellos respondieron: —Venimos de un país muy lejano. Hemos oído hablar del poder del Señor su Dios y de todo lo que hizo en Egipto,</w:t>
+        <w:t xml:space="preserve"> Ellos respondieron: —Venimos de un país muy lejano. Hemos oído hablar del poder del Señor su Dios y de todo lo que hizo en Egipto.</w:t>
       </w:r>
     </w:p>
     <w:p>
@@ -4038,7 +4038,7 @@
         <w:rPr>
           <w:lang w:val="es_ES" w:bidi="es_ES"/>
         </w:rPr>
-        <w:t xml:space="preserve"> y de lo que hicieron a los reyes amorreos: Sijón, rey de Hesbón, y Og, rey de Basán.</w:t>
+        <w:t xml:space="preserve"> Hemos oído de lo que hicieron a los reyes amorreos: Sijón, rey de Hesbón, y Og, rey de Basán.</w:t>
       </w:r>
     </w:p>
     <w:p>
@@ -4059,7 +4059,7 @@
         <w:rPr>
           <w:lang w:val="es_ES" w:bidi="es_ES"/>
         </w:rPr>
-        <w:t xml:space="preserve"> Nuestros líderes y toda nuestra gente nos dijeron: «Preparen comida para el camino. Vayan a donde están los israelitas y díganles que queremos servirles y hacer la paz con ustedes».</w:t>
+        <w:t xml:space="preserve"> Nuestros líderes y toda nuestra gente nos dijeron: "Preparen comida para el camino. Vayan a donde están los israelitas. Díganles que queremos servirles y hacer la paz con ellos".</w:t>
       </w:r>
     </w:p>
     <w:p>
@@ -4143,7 +4143,7 @@
         <w:rPr>
           <w:lang w:val="es_ES" w:bidi="es_ES"/>
         </w:rPr>
-        <w:t xml:space="preserve"> Tres días después descubrieron el engaño: eran sus vecinos.</w:t>
+        <w:t xml:space="preserve"> Pasados 3 días, descubrieron el engaño: eran sus vecinos.</w:t>
       </w:r>
     </w:p>
     <w:p>
@@ -4164,7 +4164,7 @@
         <w:rPr>
           <w:lang w:val="es_ES" w:bidi="es_ES"/>
         </w:rPr>
-        <w:t xml:space="preserve"> Los israelitas salieron a investigar y en tres días llegaron a sus ciudades. Las ciudades eran Gabaón, Cafira, Berot y Quiriat Yearín.</w:t>
+        <w:t xml:space="preserve"> Los israelitas salieron a investigar y en 3 días llegaron a sus ciudades. Las ciudades eran Gabaón, Cafira, Berot y Quiriat Yearín.</w:t>
       </w:r>
     </w:p>
     <w:p>
@@ -4227,7 +4227,7 @@
         <w:rPr>
           <w:lang w:val="es_ES" w:bidi="es_ES"/>
         </w:rPr>
-        <w:t xml:space="preserve"> Tenemos que dejarlos vivir, porque si rompemos nuestro juramento, el enojo del Señor vendrá sobre nosotros.</w:t>
+        <w:t xml:space="preserve"> Tenemos que dejarlos vivir. Si rompemos nuestro juramento, el enojo del Señor vendrá sobre nosotros.</w:t>
       </w:r>
     </w:p>
     <w:p>
@@ -4248,7 +4248,7 @@
         <w:rPr>
           <w:lang w:val="es_ES" w:bidi="es_ES"/>
         </w:rPr>
-        <w:t xml:space="preserve"> Así fue como se volvieron sirvientes de los israelitas para cortar leña y traer agua.</w:t>
+        <w:t xml:space="preserve"> Así fue como estos se volvieron sirvientes de los israelitas para cortar leña y traer agua.</w:t>
       </w:r>
     </w:p>
     <w:p>
@@ -4311,7 +4311,7 @@
         <w:rPr>
           <w:lang w:val="es_ES" w:bidi="es_ES"/>
         </w:rPr>
-        <w:t xml:space="preserve"> Ellos respondieron: —Nos dijeron que el Señor su Dios le ordenó a su siervo Moisés conquistar Canaán y destruir a todos sus habitantes. Cuando ustedes llegaron, tuvimos mucho miedo de perder la vida. Por eso hicimos esto.</w:t>
+        <w:t xml:space="preserve"> Ellos respondieron: —Nos dijeron que el Señor su Dios le ordenó a su siervo Moisés tomar posesión de Canaán y destruir a todos sus habitantes. Cuando ustedes llegaron, tuvimos mucho miedo de perder la vida. Por eso hicimos esto.</w:t>
       </w:r>
     </w:p>
     <w:p>
@@ -4353,7 +4353,7 @@
         <w:rPr>
           <w:lang w:val="es_ES" w:bidi="es_ES"/>
         </w:rPr>
-        <w:t xml:space="preserve"> Josué no dejó que los israelitas los mataran,</w:t>
+        <w:t xml:space="preserve"> Josué no dejó que los israelitas los mataran.</w:t>
       </w:r>
     </w:p>
     <w:p>
@@ -4374,7 +4374,7 @@
         <w:rPr>
           <w:lang w:val="es_ES" w:bidi="es_ES"/>
         </w:rPr>
-        <w:t xml:space="preserve"> pero los puso a cortar leña y sacar agua para el pueblo de Israel y para el altar del Señor en el lugar que él eligiera. Así es hasta hoy.</w:t>
+        <w:t xml:space="preserve"> Los puso a cortar leña y sacar agua para el pueblo de Israel y para el altar del Señor en el lugar que él eligiera. Así es hasta hoy.</w:t>
       </w:r>
     </w:p>
     <w:p>
@@ -4411,7 +4411,7 @@
         <w:rPr>
           <w:lang w:val="es_ES" w:bidi="es_ES"/>
         </w:rPr>
-        <w:t xml:space="preserve"> Adonisédec, el rey de Jerusalén, se enteró de que Josué había capturado Hai y la había destruido por completo, y que había matado a su rey tal como lo hizo con el rey de Jericó. También supo que los habitantes de Gabaón habían hecho un pacto de paz con Israel y vivían entre ellos.</w:t>
+        <w:t xml:space="preserve"> Adonisédec, el rey de Jerusalén, se enteró de que Josué había capturado Hai y la había destruido por completo. Supo que había matado a su rey tal como lo hizo con el rey de Jericó. También supo que los habitantes de Gabaón habían hecho un pacto de paz con Israel y vivían entre ellos.</w:t>
       </w:r>
     </w:p>
     <w:p>
@@ -4495,7 +4495,7 @@
         <w:rPr>
           <w:lang w:val="es_ES" w:bidi="es_ES"/>
         </w:rPr>
-        <w:t xml:space="preserve"> Los cinco reyes amorreos, es decir, el rey de Jerusalén, el rey de Hebrón, el rey de Jarmut, el rey de Laquis y el rey de Eglón, reunieron a sus ejércitos para atacar Gabaón juntos.</w:t>
+        <w:t xml:space="preserve"> Los 5 reyes amorreos, es decir, el rey de Jerusalén, el rey de Hebrón, el rey de Jarmut, el rey de Laquis y el rey de Eglón, reunieron a sus ejércitos para atacar Gabaón juntos.</w:t>
       </w:r>
     </w:p>
     <w:p>
@@ -4558,7 +4558,7 @@
         <w:rPr>
           <w:lang w:val="es_ES" w:bidi="es_ES"/>
         </w:rPr>
-        <w:t xml:space="preserve"> El Señor le dijo a Josué: «No temas, porque ya están vencidos. Los he entregado en tus manos para que los destruyas. Ninguno de ellos podrá resistirte».</w:t>
+        <w:t xml:space="preserve"> El Señor le dijo a Josué:—No temas, porque ya están vencidos. Los he entregado en tus manos para que los destruyas. Ninguno de ellos podrá resistirte.</w:t>
       </w:r>
     </w:p>
     <w:p>
@@ -4600,7 +4600,7 @@
         <w:rPr>
           <w:lang w:val="es_ES" w:bidi="es_ES"/>
         </w:rPr>
-        <w:t xml:space="preserve"> El Señor sembró el pánico entre ellos, y los israelitas llevaron a cabo una gran matanza en Gabaón, persiguiéndolos por el camino que sube a Bet Jorón y matándolos hasta Azeca y Maquedá.</w:t>
+        <w:t xml:space="preserve"> El Señor sembró el pánico entre ellos. Los israelitas llevaron a cabo una gran matanza en Gabaón, persiguiéndolos por el camino que lleva a Bet Jorón y matándolos hasta Azeca y Maquedá.</w:t>
       </w:r>
     </w:p>
     <w:p>
@@ -4621,7 +4621,7 @@
         <w:rPr>
           <w:lang w:val="es_ES" w:bidi="es_ES"/>
         </w:rPr>
-        <w:t xml:space="preserve"> Mientras el enemigo huía de los israelitas por el camino que baja de Bet Jorón, el Señor envió una lluvia de granizo desde el cielo que los persiguió hasta Azeca. Más hombres murieron por el granizo que por las espadas de los israelitas.</w:t>
+        <w:t xml:space="preserve"> El enemigo huía de los israelitas por el camino que baja de Bet Jorón. Mientras, el Señor envió una lluvia de granizo desde el cielo que los persiguió hasta Azeca. Más hombres murieron por el granizo que por las espadas de los israelitas.</w:t>
       </w:r>
     </w:p>
     <w:p>
@@ -4642,7 +4642,7 @@
         <w:rPr>
           <w:lang w:val="es_ES" w:bidi="es_ES"/>
         </w:rPr>
-        <w:t xml:space="preserve"> Mientras los israelitas perseguían y derrotaban a los amorreos, Josué oró al Señor delante de todo Israel: «Sol, detente sobre Gabaón y, luna, permanece inmóvil en el valle de Ayalón».</w:t>
+        <w:t xml:space="preserve"> Mientras los israelitas perseguían y derrotaban a los amorreos, Josué oró al Señor delante de todo Israel: —Sol, detente sobre Gabaón, y luna, permanece inmóvil en el valle de Ayalón.</w:t>
       </w:r>
     </w:p>
     <w:p>
@@ -4726,7 +4726,7 @@
         <w:rPr>
           <w:lang w:val="es_ES" w:bidi="es_ES"/>
         </w:rPr>
-        <w:t xml:space="preserve"> Durante la batalla, los cinco reyes huyeron y se refugiaron en una cueva en Maquedá.</w:t>
+        <w:t xml:space="preserve"> Durante la batalla, los 5 reyes huyeron y se refugiaron en una cueva en Maquedá.</w:t>
       </w:r>
     </w:p>
     <w:p>
@@ -4810,7 +4810,7 @@
         <w:rPr>
           <w:lang w:val="es_ES" w:bidi="es_ES"/>
         </w:rPr>
-        <w:t xml:space="preserve"> Josué y los israelitas continuaron con la matanza y acabaron con los cinco ejércitos, excepto un pequeño grupo que logró llegar a sus ciudades fortificadas.</w:t>
+        <w:t xml:space="preserve"> Josué y los israelitas continuaron con la matanza. Acabaron con los 5 ejércitos, excepto un pequeño grupo que logró llegar a sus ciudades fortificadas.</w:t>
       </w:r>
     </w:p>
     <w:p>
@@ -4852,7 +4852,7 @@
         <w:rPr>
           <w:lang w:val="es_ES" w:bidi="es_ES"/>
         </w:rPr>
-        <w:t xml:space="preserve"> Josué ordenó a sus hombres quitar la piedra de la entrada de la cueva y sacar a los cinco reyes: los de Jerusalén, Hebrón, Jarmut, Laquis y Eglón.</w:t>
+        <w:t xml:space="preserve"> Josué ordenó a sus hombres quitar la piedra de la entrada de la cueva y sacar a los 5 reyes: los de Jerusalén, Hebrón, Jarmut, Laquis y Eglón.</w:t>
       </w:r>
     </w:p>
     <w:p>
@@ -4915,7 +4915,7 @@
         <w:rPr>
           <w:lang w:val="es_ES" w:bidi="es_ES"/>
         </w:rPr>
-        <w:t xml:space="preserve"> Después de decir esto, atravesó con su espada a cada uno de los reyes y los mató. Luego los colgó en cinco árboles hasta la tarde.</w:t>
+        <w:t xml:space="preserve"> Después de decir esto, atravesó con su espada a cada uno de los reyes y los mató. Luego los colgó en 5 árboles hasta la tarde.</w:t>
       </w:r>
     </w:p>
     <w:p>
@@ -5062,7 +5062,7 @@
         <w:rPr>
           <w:lang w:val="es_ES" w:bidi="es_ES"/>
         </w:rPr>
-        <w:t xml:space="preserve"> Durante el ataque a Laquis, Horán, rey de Guézer, llegó con su ejército para intentar ayudar en la defensa de la ciudad, pero las fuerzas de Josué eliminaron a todo su pueblo.</w:t>
+        <w:t xml:space="preserve"> Durante el ataque a Laquis, Horán, rey de Guézer, llegó con su ejército para intentar ayudar en la defensa de la ciudad. Pero las fuerzas de Josué eliminaron a todo su pueblo.</w:t>
       </w:r>
     </w:p>
     <w:p>
@@ -5188,7 +5188,7 @@
         <w:rPr>
           <w:lang w:val="es_ES" w:bidi="es_ES"/>
         </w:rPr>
-        <w:t xml:space="preserve"> Así Josué conquistó toda la región: la zona montañosa, el Néguev, la llanura y las laderas, junto con todos sus reyes. No dejó sobrevivientes, sino que destruyó por completo a todos, tal como el Señor, el Dios de Israel, lo había ordenado.</w:t>
+        <w:t xml:space="preserve"> Así Josué tomó posesión de toda la región: la zona montañosa, el Néguev, la llanura y las laderas, junto con todos sus reyes. No dejó sobrevivientes, sino que destruyó por completo a todos, tal como el Señor, el Dios de Israel, lo había ordenado.</w:t>
       </w:r>
     </w:p>
     <w:p>
@@ -5230,7 +5230,7 @@
         <w:rPr>
           <w:lang w:val="es_ES" w:bidi="es_ES"/>
         </w:rPr>
-        <w:t xml:space="preserve"> Josué conquistó a todos esos reyes y sus territorios en una sola campaña, porque el Señor, el Dios de Israel, luchaba por Israel.</w:t>
+        <w:t xml:space="preserve"> Josué venció a todos esos reyes y sus territorios en una sola campaña, porque el Señor, el Dios de Israel, luchaba por Israel.</w:t>
       </w:r>
     </w:p>
     <w:p>
@@ -5288,7 +5288,7 @@
         <w:rPr>
           <w:lang w:val="es_ES" w:bidi="es_ES"/>
         </w:rPr>
-        <w:t xml:space="preserve"> Cuando Jabín, rey de Jazor, se enteró de todo esto, envió mensajeros a Jobab, rey de Madón, al rey de Simrón, al rey de Acsaf,</w:t>
+        <w:t xml:space="preserve"> Jabín, rey de Jazor, se enteró de todo esto. Envió mensajeros a todos los reyes de la región: a Jobab, rey de Madón; al rey de Simrón; al rey de Acsaf;</w:t>
       </w:r>
     </w:p>
     <w:p>
@@ -5351,7 +5351,7 @@
         <w:rPr>
           <w:lang w:val="es_ES" w:bidi="es_ES"/>
         </w:rPr>
-        <w:t xml:space="preserve"> Todos estos reyes aceptaron y movilizaron sus ejércitos para unirse y derrotar a Israel. Sus fuerzas, con caballos y carros de guerra, eran tan numerosas como la arena del mar y llenaban todo lo que se podía ver alrededor de las aguas de Merón.</w:t>
+        <w:t xml:space="preserve"> Todos estos reyes aceptaron y movilizaron sus ejércitos para unirse y derrotar a Israel. Sus fuerzas, con caballos y carros de guerra, eran tan numerosas como la arena del mar. Llenaban todo lo que se podía ver alrededor de las aguas de Merón.</w:t>
       </w:r>
     </w:p>
     <w:p>
@@ -5393,7 +5393,7 @@
         <w:rPr>
           <w:lang w:val="es_ES" w:bidi="es_ES"/>
         </w:rPr>
-        <w:t xml:space="preserve"> El Señor le dijo a Josué: «No les temas, porque mañana a esta hora estarán todos muertos. Dejarás inutilizados sus caballos y quemarás sus carros de guerra».</w:t>
+        <w:t xml:space="preserve"> El Señor le dijo a Josué:—No les temas, porque mañana a esta hora estarán todos muertos. Dejarás inutilizados sus caballos y quemarás sus carros de guerra.</w:t>
       </w:r>
     </w:p>
     <w:p>
@@ -5456,7 +5456,7 @@
         <w:rPr>
           <w:lang w:val="es_ES" w:bidi="es_ES"/>
         </w:rPr>
-        <w:t xml:space="preserve"> Entonces Josué hizo exactamente lo que el Señor le había mandado: dejó inválidos los caballos capturados y quemó todos los carros de guerra.</w:t>
+        <w:t xml:space="preserve"> Entonces Josué hizo exactamente lo que el Señor le había mandado. Dejó inválidos los caballos capturados y quemó todos los carros de guerra.</w:t>
       </w:r>
     </w:p>
     <w:p>
@@ -5477,7 +5477,7 @@
         <w:rPr>
           <w:lang w:val="es_ES" w:bidi="es_ES"/>
         </w:rPr>
-        <w:t xml:space="preserve"> Cuando regresaban, Josué conquistó Jazor y ejecutó a su rey. Jazor había sido la capital de todos esos reinos.</w:t>
+        <w:t xml:space="preserve"> Cuando regresaban, Josué tomó Jazor y ejecutó a su rey. Jazor había sido la capital de todos esos reinos.</w:t>
       </w:r>
     </w:p>
     <w:p>
@@ -5603,7 +5603,7 @@
         <w:rPr>
           <w:lang w:val="es_ES" w:bidi="es_ES"/>
         </w:rPr>
-        <w:t xml:space="preserve"> Así Josué conquistó toda esa región: la zona montañosa, todo el Néguev, toda la tierra de Gosén, las llanuras del oeste, el Arabá, y la zona montañosa de Israel con sus llanuras.</w:t>
+        <w:t xml:space="preserve"> Así Josué tomó posesión de toda esa región: la zona montañosa, todo el Néguev, toda la tierra de Gosén, las llanuras del oeste, el Arabá y la zona montañosa de Israel con sus llanuras.</w:t>
       </w:r>
     </w:p>
     <w:p>
@@ -5666,7 +5666,7 @@
         <w:rPr>
           <w:lang w:val="es_ES" w:bidi="es_ES"/>
         </w:rPr>
-        <w:t xml:space="preserve"> No hubo ninguna ciudad que hiciera la paz con los israelitas, excepto los heveos que vivían en Gabaón. Todas las demás fueron conquistadas en batalla.</w:t>
+        <w:t xml:space="preserve"> No hubo ninguna ciudad que hiciera la paz con los israelitas, excepto los heveos que vivían en Gabaón. Todas las demás fueron vencidas en batalla.</w:t>
       </w:r>
     </w:p>
     <w:p>
@@ -5687,7 +5687,7 @@
         <w:rPr>
           <w:lang w:val="es_ES" w:bidi="es_ES"/>
         </w:rPr>
-        <w:t xml:space="preserve"> Porque el Señor hizo que esos pueblos se pusieran tercos y quisieran pelear contra Israel, para que así fueran destruidos completamente sin compasión, tal como el Señor se lo había ordenado a Moisés.</w:t>
+        <w:t xml:space="preserve"> El Señor hizo que esos pueblos se pusieran tercos y quisieran pelear contra Israel. Ocurrió para que así fueran destruidos completamente sin compasión, tal como el Señor se lo había ordenado a Moisés.</w:t>
       </w:r>
     </w:p>
     <w:p>
@@ -5708,7 +5708,7 @@
         <w:rPr>
           <w:lang w:val="es_ES" w:bidi="es_ES"/>
         </w:rPr>
-        <w:t xml:space="preserve"> En ese tiempo Josué fue y eliminó a los anaquitas de la zona montañosa: de Hebrón, Debir, Anab, de toda la zona montañosa de Judá y de toda la zona montañosa de Israel. Josué los destruyó completamente junto con sus ciudades.</w:t>
+        <w:t xml:space="preserve"> En ese tiempo Josué fue y eliminó a los anaquitas de la zona montañosa: de Hebrón, de Debir, de Anab, de toda la zona montañosa de Judá y de toda la zona montañosa de Israel. Josué los destruyó completamente junto con sus ciudades.</w:t>
       </w:r>
     </w:p>
     <w:p>
@@ -5750,7 +5750,7 @@
         <w:rPr>
           <w:lang w:val="es_ES" w:bidi="es_ES"/>
         </w:rPr>
-        <w:t xml:space="preserve"> Josué conquistó toda la tierra, tal como el Señor se lo había dicho a Moisés. Josué se la entregó como heredad a Israel, repartiéndola entre las tribus. Entonces la tierra descansó de la guerra.</w:t>
+        <w:t xml:space="preserve"> Josué tomó posesión de toda la tierra, tal como el Señor se lo había dicho a Moisés. Josué se la entregó como heredad a Israel, repartiéndola entre las tribus. Entonces la tierra descansó de la guerra.</w:t>
       </w:r>
     </w:p>
     <w:p>
@@ -5808,7 +5808,7 @@
         <w:rPr>
           <w:lang w:val="es_ES" w:bidi="es_ES"/>
         </w:rPr>
-        <w:t xml:space="preserve"> Sijón era el rey de los amorreos y gobernaba desde Hesbón. Su territorio comenzaba en Aroer, junto al río Arnón, desde la mitad del valle, y se extendía hasta el río Jaboc, que marcaba el límite con los amonitas. Esto incluía la mitad de Galaad.</w:t>
+        <w:t xml:space="preserve"> Sijón era el rey de los amorreos y gobernaba desde Hesbón. Su territorio comenzaba en Aroer, junto al río Arnón, desde la mitad del valle. Se extendía hasta el río Jaboc, que marcaba el límite con los amonitas. Esto incluía la mitad de Galaad.</w:t>
       </w:r>
     </w:p>
     <w:p>
@@ -5829,7 +5829,7 @@
         <w:rPr>
           <w:lang w:val="es_ES" w:bidi="es_ES"/>
         </w:rPr>
-        <w:t xml:space="preserve"> Sijón también dominaba el valle del Jordán, desde el lago de Quinéret en el norte hasta el mar Salado en el sur, al este, en dirección a Bet Jesimot, y al sur hasta las laderas del monte Pisgá.</w:t>
+        <w:t xml:space="preserve"> Sijón también dominaba el valle del Jordán, desde el lago de Quinéret en el norte hasta el mar Muerto en el sur, al este, en dirección a Bet Jesimot, y al sur hasta las laderas del monte Pisgá.</w:t>
       </w:r>
     </w:p>
     <w:p>
@@ -5871,7 +5871,7 @@
         <w:rPr>
           <w:lang w:val="es_ES" w:bidi="es_ES"/>
         </w:rPr>
-        <w:t xml:space="preserve"> Su reino se extendía desde el monte Hermón hasta Salcá, e incluía todo Basán hasta los territorios de Guesur y Macá. También controlaba la otra mitad de Galaad, hasta el límite del reino de Sijón, rey de Hesbón.</w:t>
+        <w:t xml:space="preserve"> Su reino se extendía desde el monte Hermón hasta Salcá, e incluía todo Basán hasta los territorios de Guesur y Macá. Og también controlaba la otra mitad de Galaad, hasta el límite del reino de Sijón, rey de Hesbón.</w:t>
       </w:r>
     </w:p>
     <w:p>
@@ -5892,7 +5892,7 @@
         <w:rPr>
           <w:lang w:val="es_ES" w:bidi="es_ES"/>
         </w:rPr>
-        <w:t xml:space="preserve"> Moisés y los israelitas destruyeron a estos reyes, y Moisés entregó esas tierras a las tribus de Rubén y Gad, y a la media tribu de Manasés.</w:t>
+        <w:t xml:space="preserve"> Moisés y los israelitas destruyeron a estos reyes. Moisés entregó esas tierras a las tribus de Rubén y Gad, y a la media tribu de Manasés.</w:t>
       </w:r>
     </w:p>
     <w:p>
@@ -5934,7 +5934,7 @@
         <w:rPr>
           <w:lang w:val="es_ES" w:bidi="es_ES"/>
         </w:rPr>
-        <w:t xml:space="preserve"> Estos territorios incluían las regiones montañosas, las llanuras occidentales, el Arabá, las laderas, la zona desértica y el Néguev. Allí habitaban hititas, amorreos, cananeos, ferezeos, heveos y jebuseos.La lista de reyes derrotados es la siguiente: el rey de Jericó, el rey de Hai, vecina de Betel, el rey de Jerusalén, el rey de Hebrón, el rey de Jarmut, el rey de Laquis, el rey de Eglón, el rey de Guézer, el rey de Debir, el rey de Guéder, el rey de Jormá, el rey de Arad, el rey de Libná, el rey de Adulán, el rey de Maquedá, el rey de Betel, el rey de Tapúaj, el rey de Héfer, el rey de Afec, el rey de Sarón, el rey de Madón, el rey de Jazor, el rey de Simrón Merón, el rey de Acsaf, el rey de Tanac, el rey de Meguido, el rey de Cedes, el rey de Jocneán de la región del Carmelo, el rey de Dor de Nafot Dor, el rey de Goyim en Guilgal, y el rey de Tirsá. En total fueron treinta y un reyes.</w:t>
+        <w:t xml:space="preserve"> Estos territorios incluían las regiones montañosas, las llanuras occidentales, el Arabá, las laderas, la zona desértica y el Néguev. Allí habitaban hititas, amorreos, cananeos, ferezeos, heveos y jebuseos.Derrotaron los reyes de los siguientes lugares: Jericó; Hai, vecina de Betel; Jerusalén; Hebrón; Jarmut; Laquis; Eglón; Guézer; Debir; Guéder; Jormá; Arad; Libná; Adulán; Maquedá; Betel; Tapúaj; Héfer; Afec; Sarón; Madón; Jazor; Simrón Merón; Acsaf; Tanac; Meguido; Cedes; Jocneán de la región del Carmelo; Dor de Nafot Dor; Goyim en Guilgal; y Tirsá. En total fueron 31 reyes.</w:t>
       </w:r>
     </w:p>
     <w:p>
@@ -5971,7 +5971,7 @@
         <w:rPr>
           <w:lang w:val="es_ES" w:bidi="es_ES"/>
         </w:rPr>
-        <w:t xml:space="preserve"> Cuando Josué alcanzó una edad muy avanzada, el Señor le dijo: «Ya has envejecido y aún falta conquistar gran parte del territorio.</w:t>
+        <w:t xml:space="preserve"> Cuando Josué alcanzó una edad muy avanzada, el Señor le dijo: —Ya has envejecido y aún falta tomar posesión de gran parte del territorio.</w:t>
       </w:r>
     </w:p>
     <w:p>
@@ -5992,7 +5992,7 @@
         <w:rPr>
           <w:lang w:val="es_ES" w:bidi="es_ES"/>
         </w:rPr>
-        <w:t xml:space="preserve"> »Esta es la tierra que aún falta conquistar: todos los territorios filisteos y guesureos, desde el río Sijor al oriente de Egipto hasta el límite de Ecrón al norte, región que se considera cananea. Allí gobiernan los cinco príncipes filisteos: el de Gaza, el de Asdod, el de Ascalón, el de Gat y el de Ecrón. También permanece sin conquistar la tierra de los aveos al sur, toda la región cananea y Meará de los sidonios, desde Araj hasta Afec en el límite amorrea. Además queda la tierra de los guiblitas y la totalidad del Líbano hacia el oriente, desde Baal Gad al pie del monte Hermón hasta Lebó Jamat, así como todos los habitantes de las montañas desde el Líbano hasta Misrefot Mayin y todos los sidonios.»Yo expulsaré a todos estos pueblos de delante de los israelitas. Tú solamente debes repartir esta tierra como heredad entre las nueve tribus y la media tribu de Manasés, conforme te he mandado.</w:t>
+        <w:t xml:space="preserve"> »Esta es la tierra que aún falta tomar: todos los territorios filisteos y guesureos, desde el río Sijor al oriente de Egipto hasta el límite de Ecrón al norte, región que se considera cananea. Allí gobiernan los 5 príncipes filisteos: el de Gaza, el de Asdod, el de Ascalón, el de Gat y el de Ecrón. También permanece sin tomar la tierra de los aveos al sur, toda la región cananea y Meará de los sidonios, desde Araj hasta Afec en el límite amorrea. Además queda la tierra de los guiblitas y la totalidad del Líbano hacia el oriente, desde Baal Gad al pie del monte Hermón hasta Lebó Jamat. Falta también el territorio de todos los habitantes de las montañas desde el Líbano hasta Misrefot Mayin y de todos los sidonios.»Yo expulsaré a todos estos pueblos de delante de los israelitas. Tú solamente debes repartir esta tierra como heredad entre las 9 tribus y la media tribu de Manasés, conforme te he mandado.</w:t>
       </w:r>
     </w:p>
     <w:p>
@@ -6202,7 +6202,7 @@
         <w:rPr>
           <w:lang w:val="es_ES" w:bidi="es_ES"/>
         </w:rPr>
-        <w:t xml:space="preserve"> Incluía Hesbón y las otras ciudades de la llanura: Dibón, Bamot Baal y Bet Baal Megón.</w:t>
+        <w:t xml:space="preserve"> Incluía Hesbón y las otras ciudades de la llanura: Dibón, Bamot Baal, Bet Baal Megón,</w:t>
       </w:r>
     </w:p>
     <w:p>
@@ -6223,7 +6223,7 @@
         <w:rPr>
           <w:lang w:val="es_ES" w:bidi="es_ES"/>
         </w:rPr>
-        <w:t xml:space="preserve"> Yahaza, Cademot y Mefat.</w:t>
+        <w:t xml:space="preserve"> Yahaza, Cademot, Mefat,</w:t>
       </w:r>
     </w:p>
     <w:p>
@@ -6244,7 +6244,7 @@
         <w:rPr>
           <w:lang w:val="es_ES" w:bidi="es_ES"/>
         </w:rPr>
-        <w:t xml:space="preserve"> Quiriatayin, Sibmá y Zaret Sajar en la montaña que está frente al valle,</w:t>
+        <w:t xml:space="preserve"> Quiriatayin, Sibmá, Zaret Sajar en la montaña que está frente al valle,</w:t>
       </w:r>
     </w:p>
     <w:p>
@@ -6349,7 +6349,7 @@
         <w:rPr>
           <w:lang w:val="es_ES" w:bidi="es_ES"/>
         </w:rPr>
-        <w:t xml:space="preserve"> Moisés también asignó territorio a la tribu de Gad, según sus clanes.Este territorio incluía Jazer, todas las ciudades de Galaad y la mitad de la tierra de los amonitas hasta Aroer, que está cerca de Rabá. También se extendía desde Hesbón hasta Ramat Mizpé y Betonim, y desde Majanayin hasta el límite de Debir. En el valle estaban Bet Aram, Bet Nimrá, Sucot y Zafón, que eran el resto del reino de Sijón, rey de Hesbón. El río Jordán era el límite hasta el extremo sur del mar de Quinéret, por el lado este del Jordán.Estas ciudades y aldeas fueron la heredad de la tribu de Gad, según sus clanes.</w:t>
+        <w:t xml:space="preserve"> Moisés también asignó territorio a la tribu de Gad, según sus clanes. Este territorio incluía Jazer, todas las ciudades de Galaad y la mitad de la tierra de los amonitas hasta Aroer, que está cerca de Rabá. También se extendía desde Hesbón hasta Ramat Mizpé y Betonim, y desde Majanayin hasta el límite de Debir. En el valle estaban Bet Aram, Bet Nimrá, Sucot y Zafón, que eran el resto del reino de Sijón, rey de Hesbón. El río Jordán era el límite hasta el extremo sur del mar de Quinéret, por el lado este del Jordán. Estas ciudades y aldeas fueron la heredad de la tribu de Gad, según sus clanes.</w:t>
       </w:r>
     </w:p>
     <w:p>
@@ -6370,7 +6370,7 @@
         <w:rPr>
           <w:lang w:val="es_ES" w:bidi="es_ES"/>
         </w:rPr>
-        <w:t xml:space="preserve"> Moisés había asignado este territorio a la media tribu de Manasés según sus clanes.</w:t>
+        <w:t xml:space="preserve"> Moisés había asignado territorio a la media tribu de Manasés según sus clanes.</w:t>
       </w:r>
     </w:p>
     <w:p>
@@ -6391,7 +6391,7 @@
         <w:rPr>
           <w:lang w:val="es_ES" w:bidi="es_ES"/>
         </w:rPr>
-        <w:t xml:space="preserve"> El territorio se extendía desde Majanayin e incluía todo Basán, que era el antiguo reino de Og, y todas las aldeas de Yaír en Basán, que eran sesenta poblados.</w:t>
+        <w:t xml:space="preserve"> El territorio se extendía desde Majanayin e incluía todo Basán, que era el antiguo reino de Og, y todas las aldeas de Yaír en Basán, que eran 60 poblados.</w:t>
       </w:r>
     </w:p>
     <w:p>
@@ -6412,7 +6412,7 @@
         <w:rPr>
           <w:lang w:val="es_ES" w:bidi="es_ES"/>
         </w:rPr>
-        <w:t xml:space="preserve"> La mitad de Galaad y las ciudades reales del rey Og de Basán, Astarot y Edrey, fueron entregadas a la mitad del clan de Maquir, hijo de Manasés.</w:t>
+        <w:t xml:space="preserve"> La mitad de Galaad y las ciudades Astarot y Edrey, que eran las ciudades reales del rey Og de Basán, fueron entregadas a la mitad del clan de Maquir, hijo de Manasés.</w:t>
       </w:r>
     </w:p>
     <w:p>
@@ -6475,7 +6475,7 @@
         <w:rPr>
           <w:lang w:val="es_ES" w:bidi="es_ES"/>
         </w:rPr>
-        <w:t xml:space="preserve"> Josué repartió las tierras conquistadas en Canaán entre las nueve tribus y media de Israel que aún no tenían territorio. La distribución se hizo por sorteo en presencia del Señor, y fue él quien determinó el resultado. El sacerdote Eleazar, Josué y los jefes de las tribus realizaron el sorteo.</w:t>
+        <w:t xml:space="preserve"> Josué repartió las tierras en Canaán entre las 9 tribus y media de Israel que aún no tenían territorio. La distribución se hizo por sorteo en presencia del Señor. Fue él quien determinó el resultado. El sacerdote Eleazar, Josué y los jefes de las tribus realizaron el sorteo.</w:t>
       </w:r>
     </w:p>
     <w:p>
@@ -6496,7 +6496,7 @@
         <w:rPr>
           <w:lang w:val="es_ES" w:bidi="es_ES"/>
         </w:rPr>
-        <w:t xml:space="preserve"> Moisés ya había entregado tierras a dos tribus y media al este del río Jordán. La tribu de José se dividió en dos: Manasés y Efraín. Los levitas no recibieron territorio propio, solo ciudades para vivir y terrenos alrededor de ellas para sus animales.</w:t>
+        <w:t xml:space="preserve"> Moisés ya había entregado tierras a 2 tribus y media al este del río Jordán. La tribu de José se dividió en 2: Manasés y Efraín. Los levitas no recibieron territorio propio, solo ciudades para vivir y terrenos alrededor de ellas para sus animales.</w:t>
       </w:r>
     </w:p>
     <w:p>
@@ -6538,7 +6538,7 @@
         <w:rPr>
           <w:lang w:val="es_ES" w:bidi="es_ES"/>
         </w:rPr>
-        <w:t xml:space="preserve"> Un grupo de la tribu de Judá, liderado por Caleb hijo de Jefone el quenezeo, fue a ver a Josué en Guilgal. Caleb le dijo a Josué:—Tú recuerdas lo que el Señor le dijo a Moisés, el hombre de Dios, acerca de ti y de mí en Cades Barnea.</w:t>
+        <w:t xml:space="preserve"> Un grupo de la tribu de Judá, liderado por Caleb, hijo de Jefone, el quenezeo, fue a ver a Josué en Guilgal. Caleb le dijo a Josué:—Tú recuerdas lo que el Señor le dijo a Moisés, el hombre de Dios, acerca de ti y de mí en Cades Barnea.</w:t>
       </w:r>
     </w:p>
     <w:p>
@@ -6559,7 +6559,7 @@
         <w:rPr>
           <w:lang w:val="es_ES" w:bidi="es_ES"/>
         </w:rPr>
-        <w:t xml:space="preserve"> Yo tenía cuarenta años cuando Moisés, siervo del Señor, me envió desde Cades Barnea para explorar la tierra, y le traje un informe verdadero.</w:t>
+        <w:t xml:space="preserve"> Yo tenía 40 años cuando Moisés, siervo del Señor, me envió desde Cades Barnea para explorar la tierra. Le traje un informe verdadero.</w:t>
       </w:r>
     </w:p>
     <w:p>
@@ -6622,7 +6622,7 @@
         <w:rPr>
           <w:lang w:val="es_ES" w:bidi="es_ES"/>
         </w:rPr>
-        <w:t xml:space="preserve"> »Ahora bien, el Señor me ha mantenido con vida, tal como lo prometió. Han pasado cuarenta y cinco años desde que el Señor le dijo esto a Moisés, mientras Israel caminaba por el desierto.</w:t>
+        <w:t xml:space="preserve"> »Ahora bien, el Señor me ha mantenido con vida, tal como lo prometió. Han pasado 45 años desde que el Señor le dijo esto a Moisés, mientras Israel caminaba por el desierto.</w:t>
       </w:r>
     </w:p>
     <w:p>
@@ -6643,7 +6643,7 @@
         <w:rPr>
           <w:lang w:val="es_ES" w:bidi="es_ES"/>
         </w:rPr>
-        <w:t xml:space="preserve"> Hoy tengo ochenta y cinco años, y me siento tan fuerte como el día en que Moisés me envió. Tengo las mismas fuerzas para la batalla que tenía entonces.</w:t>
+        <w:t xml:space="preserve"> Hoy tengo 85 años, y me siento tan fuerte como el día en que Moisés me envió. Tengo las mismas fuerzas para la batalla que tenía entonces.</w:t>
       </w:r>
     </w:p>
     <w:p>
@@ -6685,7 +6685,7 @@
         <w:rPr>
           <w:lang w:val="es_ES" w:bidi="es_ES"/>
         </w:rPr>
-        <w:t xml:space="preserve"> Entonces Josué bendijo a Caleb hijo de Jefone y le entregó el territorio de Hebrón como heredad. Desde entonces, Hebrón pertenece a Caleb hijo de Jefone el quenizita, porque fue completamente fiel al Señor, Dios de Israel.</w:t>
+        <w:t xml:space="preserve"> Entonces Josué bendijo a Caleb, hijo de Jefone, y le entregó el territorio de Hebrón como heredad. Desde entonces, Hebrón pertenece a Caleb, hijo de Jefone, el quenizita, porque fue completamente fiel al Señor, Dios de Israel.</w:t>
       </w:r>
     </w:p>
     <w:p>
@@ -6706,7 +6706,7 @@
         <w:rPr>
           <w:lang w:val="es_ES" w:bidi="es_ES"/>
         </w:rPr>
-        <w:t xml:space="preserve"> Antes, Hebrón se llamaba Quiriat Arbá, nombre de un gran héroe de los anaquitas. Después de esto, hubo paz en lel territorio.</w:t>
+        <w:t xml:space="preserve"> Antes, Hebrón se llamaba Quiriat Arbá, nombre de un gran héroe de los anaquitas. Después de esto, hubo paz en el territorio.</w:t>
       </w:r>
     </w:p>
     <w:p>
@@ -6764,7 +6764,7 @@
         <w:rPr>
           <w:lang w:val="es_ES" w:bidi="es_ES"/>
         </w:rPr>
-        <w:t xml:space="preserve"> el límite sur de Judá empezaba en la bahía ubicada en el extremo sur del mar Muerto, salía hacia el sur de la cuesta de los Escorpiones, cruzaba el desierto de Zin y llegaba a Cades Barnea por el sur. Desde allí continuaba por Jezrón, subía hacia Adar, giraba hacia Carcá, seguía por Asmón y salía al torrente de Egipto. Terminaba en el mar Mediterráneo.</w:t>
+        <w:t xml:space="preserve"> El límite sur de Judá empezaba en la bahía ubicada en el extremo sur del mar Muerto. Salía hacia el sur de la cuesta de los Escorpiones, cruzaba el desierto de Zin y llegaba a Cades Barnea por el sur. Desde allí continuaba por Jezrón, subía hacia Adar, giraba hacia Carcá, seguía por Asmón y salía al torrente de Egipto. Terminaba en el mar Mediterráneo.</w:t>
       </w:r>
     </w:p>
     <w:p>
@@ -6785,7 +6785,7 @@
         <w:rPr>
           <w:lang w:val="es_ES" w:bidi="es_ES"/>
         </w:rPr>
-        <w:t xml:space="preserve"> el límite oriental era el mar Muerto hasta la desembocadura del río Jordán. el límite norte comenzaba en la bahía donde el Jordán desemboca en el mar Muerto.</w:t>
+        <w:t xml:space="preserve"> El límite oriental era el mar Muerto hasta la desembocadura del río Jordán. El límite norte comenzaba en la bahía donde el Jordán desemboca en el mar Muerto.</w:t>
       </w:r>
     </w:p>
     <w:p>
@@ -6827,7 +6827,7 @@
         <w:rPr>
           <w:lang w:val="es_ES" w:bidi="es_ES"/>
         </w:rPr>
-        <w:t xml:space="preserve"> Desde ese punto, continuaba por el valle de Acor hasta Debir, y luego giraba hacia el noroeste hacia Guilgal, frente a las lomas de Adumín, al sur del valle. Desde ahí, el límite se extendía hasta los manantiales de Ensemes y luego hasta la fuente de Enroguel.</w:t>
+        <w:t xml:space="preserve"> Desde ese punto, continuaba por el valle de Acor hasta Debir. Luego giraba hacia el noroeste hacia Guilgal, frente a las lomas de Adumín, al sur del valle. Desde ahí, el límite se extendía hasta los manantiales de Ensemes y luego hasta la fuente de Enroguel.</w:t>
       </w:r>
     </w:p>
     <w:p>
@@ -6869,7 +6869,7 @@
         <w:rPr>
           <w:lang w:val="es_ES" w:bidi="es_ES"/>
         </w:rPr>
-        <w:t xml:space="preserve"> Desde allí, desde la cima del monte, se extendía hasta el manantial de Neftóaj, y de allí hacia las ciudades del monte Efrón antes de volver hacia el norte para rodear Balá, que también se conoce como Quiriat Yearín.</w:t>
+        <w:t xml:space="preserve"> Desde allí, desde la cima del monte, se extendía hasta el manantial de Neftóaj. De allí continuaba hacia las ciudades del monte Efrón antes de volver hacia el norte para rodear Balá, que también se conoce como Quiriat Yearín.</w:t>
       </w:r>
     </w:p>
     <w:p>
@@ -6890,7 +6890,7 @@
         <w:rPr>
           <w:lang w:val="es_ES" w:bidi="es_ES"/>
         </w:rPr>
-        <w:t xml:space="preserve"> De allí giraba al oeste de Balá, se dirigía al monte Seír, bordeaba por el norte las laderas del monte Yearín (llamado también Quesalón), descendía a Bet Semes y continuaba por Timná. Luego seguía por el lado norte de Ecrón, giraba hacia Sicrón, rodeaba el monte Balá y llegaba a Jabnel. el límite terminaba en el mar Mediterráneo.</w:t>
+        <w:t xml:space="preserve"> De allí giraba al oeste de Balá, se dirigía al monte Seír y bordeaba por el norte las laderas del monte Yearín, que es llamado también Quesalón. Descendía a Bet Semes y continuaba por Timná. Luego seguía por el lado norte de Ecrón, giraba hacia Sicrón, rodeaba el monte Balá y llegaba a Jabnel. El límite terminaba en el mar Mediterráneo.</w:t>
       </w:r>
     </w:p>
     <w:p>
@@ -6911,7 +6911,7 @@
         <w:rPr>
           <w:lang w:val="es_ES" w:bidi="es_ES"/>
         </w:rPr>
-        <w:t xml:space="preserve"> el límite occidental era la línea costera del mar Mediterráneo. Estas son las fronteras del territorio que se asignó a los clanes de la tribu de Judá.</w:t>
+        <w:t xml:space="preserve"> El límite occidental era la línea costera del mar Mediterráneo. Estas son las fronteras del territorio que se asignó a los clanes de la tribu de Judá.</w:t>
       </w:r>
     </w:p>
     <w:p>
@@ -7079,7 +7079,7 @@
         <w:rPr>
           <w:lang w:val="es_ES" w:bidi="es_ES"/>
         </w:rPr>
-        <w:t xml:space="preserve"> Esta fue la heredad de la tribu de Judá, según sus clanes:</w:t>
+        <w:t xml:space="preserve"> Esta fue la heredad de la tribu de Judá, según sus clanes.</w:t>
       </w:r>
     </w:p>
     <w:p>
@@ -7100,7 +7100,7 @@
         <w:rPr>
           <w:lang w:val="es_ES" w:bidi="es_ES"/>
         </w:rPr>
-        <w:t xml:space="preserve"> Las ciudades de Judá situadas a lo largo de las fronteras de Edom en el Néguev eran: Cabsel, Éder, Jagur, Quiná, Dimoná, Adadá, Cedes, Jazor, Itnán, Zif, Telén, Bealot, Jazor Jadatá, Queriot, Jezrón (también conocida como Jazor), Amán, Semá, Moladá, Jazar Gadá, Hesmón, Bet Pelet, Jazar Súal, Berseba con sus aldeas, Balá, Iyín, Esen, Eltolad, Quesil, Jormá, Siclag, Madmana, Sansaná, Lebaot, Siljín, Ayin y Rimón. En total, estas ciudades con sus aldeas sumaban veintinueve.</w:t>
+        <w:t xml:space="preserve"> Las ciudades de Judá situadas a lo largo de las fronteras de Edom en el Néguev eran Cabsel, Éder, Jagur, Quiná, Dimoná, Adadá, Cedes, Jazor, Itnán, Zif, Telén, Bealot, Jazor Jadatá, Queriot, Jezrón, que también es conocida como Jazor, Amán, Semá, Moladá, Jazar Gadá, Hesmón, Bet Pelet, Jazar Súal, Berseba con sus aldeas, Balá, Iyín, Esen, Eltolad, Quesil, Jormá, Siclag, Madmana, Sansaná, Lebaot, Siljín, Ayin y Rimón. En total, estas ciudades con sus aldeas sumaban 29.</w:t>
       </w:r>
     </w:p>
     <w:p>
@@ -7121,7 +7121,7 @@
         <w:rPr>
           <w:lang w:val="es_ES" w:bidi="es_ES"/>
         </w:rPr>
-        <w:t xml:space="preserve"> Las siguientes ciudades de la llanura también fueron asignadas a Judá: Estaol, Zora, Asena, Zanoa, Enganín, Tapúaj, Enam, Jarmut, Adulán, Soco, Azeca, Sajarayin, Aditayin, Guederá y Guederotayin. En total eran catorce ciudades con sus aldeas.</w:t>
+        <w:t xml:space="preserve"> Las siguientes ciudades de la llanura también fueron asignadas a Judá: Estaol, Zora, Asena, Zanoa, Enganín, Tapúaj, Enam, Jarmut, Adulán, Soco, Azeca, Sajarayin, Aditayin, Guederá y Guederotayin. En total eran 14 ciudades con sus aldeas.</w:t>
       </w:r>
     </w:p>
     <w:p>
@@ -7142,7 +7142,7 @@
         <w:rPr>
           <w:lang w:val="es_ES" w:bidi="es_ES"/>
         </w:rPr>
-        <w:t xml:space="preserve"> Zenán, Jadasá, Migdal Gad, Dileán, Mizpa, Joctel, Laquis, Boscat, Eglón, Cabón, Lajmás, Quitlís, Guederot, Bet Dagón, Noamá y Maquedá, dieciséis ciudades con sus aldeas.Y Libná, Éter, Asán, Jifta, Asena, Nezib, Queilá, Aczib y Maresá, nueve ciudades con sus aldeas.</w:t>
+        <w:t xml:space="preserve"> También estaban Zenán, Jadasá, Migdal Gad, Dileán, Mizpa, Joctel, Laquis, Boscat, Eglón, Cabón, Lajmás, Quitlís, Guederot, Bet Dagón, Noamá y Maquedá. En total eran 16 ciudades con sus aldeas. Y estaban Libná, Éter, Asán, Jifta, Asena, Nezib, Queilá, Aczib y Maresá. En total eran 9 ciudades con sus aldeas.</w:t>
       </w:r>
     </w:p>
     <w:p>
@@ -7226,7 +7226,7 @@
         <w:rPr>
           <w:lang w:val="es_ES" w:bidi="es_ES"/>
         </w:rPr>
-        <w:t xml:space="preserve"> Judá también recibió estas cuarenta y cuatro ciudades en la región montañosa con sus aldeas cercanas: Samir, Jatir, Soco, Daná, Quiriat Saná, que es Debir, Anab, Estemoa, Anín, Gosén, Holón y Guiló, que son once ciudades con sus aldeas.Arab, Dumá, Esán, Yanún, Bet Tapúaj, Afecá, Humtá, Quiriat Arbá, que es Hebrón, y Sior, que son nueve ciudades con sus aldeas.Maón, Carmel, Zif, Yutá, Jezrel, Jocdeán, Zanoa, Caín, Guibeá y Timná, que son diez ciudades con sus aldeas.Jaljul, Betsur, Guedor, Marat, Bet Anot y Eltecón, que son seis ciudades con sus aldeas.Quiriat Baal, que es Quiriat Yearín, Rabá, con sus aldeas.Y en el desierto, Bet Arabá, Midín, Secacá, Nibsán, la Ciudad de la sal y Engadi, que son seis ciudades con sus aldeas.</w:t>
+        <w:t xml:space="preserve"> Judá también recibió estas ciudades en la región montañosa con sus aldeas cercanas. Recibió Samir, Jatir, Soco, Daná, Quiriat Saná, que es Debir, Anab, Estemoa, Anín, Gosén, Holón y Guiló, que son 11 ciudades con sus aldeas. También recibió Arab, Dumá, Esán, Yanún, Bet Tapúaj, Afecá, Humtá, Quiriat Arbá, que es Hebrón, y Sior, que son 9 ciudades con sus aldeas. Recibió Maón, Carmel, Zif, Yutá, Jezrel, Jocdeán, Zanoa, Caín, Guibeá y Timná, que son 10 ciudades con sus aldeas. Recibió Jaljul, Betsur, Guedor, Marat, Bet Anot y Eltecón, que son 6 ciudades con sus aldeas. Recibió Quiriat Baal, que es Quiriat Yearín, y Rabá, con sus aldeas. Y en el desierto, recibió Bet Arabá, Midín, Secacá, Nibsán, la Ciudad de la Sal y Engadi, que son 6 ciudades con sus aldeas.</w:t>
       </w:r>
     </w:p>
     <w:p>
@@ -7247,7 +7247,7 @@
         <w:rPr>
           <w:lang w:val="es_ES" w:bidi="es_ES"/>
         </w:rPr>
-        <w:t xml:space="preserve"> La tribu de Judá no pudo expulsar a los jebuseos que habitaban en Jerusalén, así que los jebuseos continúan viviendo allí junto al pueblo de Judá hasta hoy.</w:t>
+        <w:t xml:space="preserve"> La tribu de Judá no pudo expulsar a los jebuseos que habitaban en Jerusalén. Así que los jebuseos continúan viviendo allí junto al pueblo de Judá hasta hoy.</w:t>
       </w:r>
     </w:p>
     <w:p>
@@ -7305,7 +7305,7 @@
         <w:rPr>
           <w:lang w:val="es_ES" w:bidi="es_ES"/>
         </w:rPr>
-        <w:t xml:space="preserve"> Luego continuaba hasta Luz, hasta Atarot en el territorio de los arquitas, y hacia el oeste hasta el límite de los jafletitas, llegando a Bet Jorón de Abajo, luego hasta Guézer y finalmente al mar Mediterráneo..Esta fue la heredad de Manasés y Efraín, descendientes de José.</w:t>
+        <w:t xml:space="preserve"> Luego continuaba hasta Luz, hasta Atarot en el territorio de los arquitas y hacia el oeste hasta el límite de los jafletitas. Llegó a Bet Jorón de Abajo, luego hasta Guézer y finalmente al mar Mediterráneo. Esta fue la heredad de Manasés y Efraín, descendientes de José.</w:t>
       </w:r>
     </w:p>
     <w:p>
@@ -7326,7 +7326,7 @@
         <w:rPr>
           <w:lang w:val="es_ES" w:bidi="es_ES"/>
         </w:rPr>
-        <w:t xml:space="preserve"> el límite oriental del territorio de la tribu de Efraín comenzaba en Atarot Adar. Desde allí se extendía hasta Bet Jorón de Arriba.</w:t>
+        <w:t xml:space="preserve"> El límite oriental del territorio de la tribu de Efraín comenzaba en Atarot Adar. Desde allí se extendía hasta Bet Jorón de Arriba.</w:t>
       </w:r>
     </w:p>
     <w:p>
@@ -7347,7 +7347,7 @@
         <w:rPr>
           <w:lang w:val="es_ES" w:bidi="es_ES"/>
         </w:rPr>
-        <w:t xml:space="preserve"> Llegaba hasta el mar Mediterráneo. el límite norte comenzaba en el mar, continuaba hacia el este más allá de Micmetat, luego pasaba por Tanat Siló y llegaba a Janoa.</w:t>
+        <w:t xml:space="preserve"> Llegaba hasta el mar Mediterráneo. El límite norte comenzaba en el mar, continuaba hacia el este más allá de Micmetat, luego pasaba por Tanat Siló y llegaba a Janoa.</w:t>
       </w:r>
     </w:p>
     <w:p>
@@ -7431,7 +7431,7 @@
         <w:rPr>
           <w:lang w:val="es_ES" w:bidi="es_ES"/>
         </w:rPr>
-        <w:t xml:space="preserve"> La tribu de Efraín no expulsó a los cananeos que habitaban en Guézer, por lo que aún viven su territorio, aunque les sirven como esclavos.</w:t>
+        <w:t xml:space="preserve"> La tribu de Efraín no expulsó a los cananeos que habitaban en Guézer. Aún viven su territorio, aunque les sirven como esclavos.</w:t>
       </w:r>
     </w:p>
     <w:p>
@@ -7468,7 +7468,7 @@
         <w:rPr>
           <w:lang w:val="es_ES" w:bidi="es_ES"/>
         </w:rPr>
-        <w:t xml:space="preserve"> El territorio que le tocó por sorteo a la media tribu de Manasés, el hijo mayor de José, fue asignado así: la familia de Maquir, el hijo mayor de Manasés y padre de Galaad, recibió las tierras de Galaad y Basán al oriente del río Jordán, porque Maquir era un gran guerrero.</w:t>
+        <w:t xml:space="preserve"> El territorio que le tocó por sorteo a la media tribu de Manasés, el hijo mayor de José, fue asignado así. La familia de Maquir, el hijo mayor de Manasés y padre de Galaad, recibió las tierras de Galaad y Basán al oriente del río Jordán, porque Maquir era un gran guerrero.</w:t>
       </w:r>
     </w:p>
     <w:p>
@@ -7510,7 +7510,7 @@
         <w:rPr>
           <w:lang w:val="es_ES" w:bidi="es_ES"/>
         </w:rPr>
-        <w:t xml:space="preserve"> Pero Zelofejad, hijo de Héfer y descendiente de Galaad, Maquir y Manasés, no tuvo hijos varones. Solo tuvo cinco hijas que se llamaban Majlá, Noa, Joglá, Milca y Tirsá.</w:t>
+        <w:t xml:space="preserve"> Pero Zelofejad, hijo de Héfer y descendiente de Galaad, Maquir y Manasés, no tuvo hijos varones. Solo tuvo 5 hijas que se llamaban Majlá, Noa, Joglá, Milca y Tirsá.</w:t>
       </w:r>
     </w:p>
     <w:p>
@@ -7531,7 +7531,7 @@
         <w:rPr>
           <w:lang w:val="es_ES" w:bidi="es_ES"/>
         </w:rPr>
-        <w:t xml:space="preserve"> Ellas fueron a hablar con el sacerdote Eleazar, con Josué y con los jefes de Israel, y les dijeron:—El Señor le ordenó a Moisés que debíamos recibir una heredad igual a la de los hombres de nuestra tribu.</w:t>
+        <w:t xml:space="preserve"> Ellas fueron a hablar con el sacerdote Eleazar, con Josué y con los jefes de Israel. Les dijeron:—El Señor le ordenó a Moisés que debíamos recibir una heredad igual a la de los hombres de nuestra tribu.</w:t>
       </w:r>
     </w:p>
     <w:p>
@@ -7552,7 +7552,7 @@
         <w:rPr>
           <w:lang w:val="es_ES" w:bidi="es_ES"/>
         </w:rPr>
-        <w:t xml:space="preserve"> Por eso, las cinco mujeres recibieron su heredad junto con los cinco tíos de su padre. Así, la tribu de Manasés recibió diez porciones de tierra al occidente del Jordán, además de las tierras de Galaad y Basán que estaban al oriente.</w:t>
+        <w:t xml:space="preserve"> Por eso, las 5 mujeres recibieron su heredad junto con los 5 tíos de su padre. Así, la tribu de Manasés recibió 10 porciones de tierra al occidente del Jordán, además de las tierras de Galaad y Basán que estaban al oriente.</w:t>
       </w:r>
     </w:p>
     <w:p>
@@ -7573,7 +7573,7 @@
         <w:rPr>
           <w:lang w:val="es_ES" w:bidi="es_ES"/>
         </w:rPr>
-        <w:t xml:space="preserve"> El límite norte del territorio de Manasés iba desde el límite con Aser hasta Micmetat, que está al oriente de Siquén, y desde allí bajaba hacia el sur. Al sur, el límite comenzaba en Micmetat y se extendía hasta el manantial de Tapúaj.</w:t>
+        <w:t xml:space="preserve"> El límite norte del territorio de Manasés iba desde el límite con Aser hasta Micmetat, que está al oriente de Siquén. Desde allí bajaba hacia el sur. Al sur, el límite comenzaba en Micmetat y se extendía hasta el manantial de Tapúaj.</w:t>
       </w:r>
     </w:p>
     <w:p>
@@ -7657,7 +7657,7 @@
         <w:rPr>
           <w:lang w:val="es_ES" w:bidi="es_ES"/>
         </w:rPr>
-        <w:t xml:space="preserve"> La media tribu de Manasés también recibió estas ciudades que estaban en las zonas de Isacar y Aser: Bet-seán, Ibleam, Dor, Endor, Tanac y Meguido, junto con las tres colinas. Cada ciudad incluía los pueblos de sus alrededores.</w:t>
+        <w:t xml:space="preserve"> La media tribu de Manasés también recibió ciudades que estaban en las zonas de Isacar y Aser. Entre ellas estaban Bet-seán, Ibleam, Dor, Endor, Tanac y Meguido, junto con las 3 colinas. Cada ciudad incluía los pueblos de sus alrededores.</w:t>
       </w:r>
     </w:p>
     <w:p>
@@ -7762,7 +7762,7 @@
         <w:rPr>
           <w:lang w:val="es_ES" w:bidi="es_ES"/>
         </w:rPr>
-        <w:t xml:space="preserve"> Las tribus de José contestaron: —Es que las montañas no son suficientes para nosotros. Además, los cananeos que viven en las tierras bajas cerca de Bet-seán y en el valle de Jezreel tienen carros de hierro, y son muy poderosos.</w:t>
+        <w:t xml:space="preserve"> Las tribus de José contestaron: —Es que las montañas no son suficientes para nosotros. Además, los cananeos que viven en las tierras bajas cerca de Bet-seán y en el valle de Jezrel tienen carros de hierro. Son muy poderosos.</w:t>
       </w:r>
     </w:p>
     <w:p>
@@ -7820,7 +7820,7 @@
         <w:rPr>
           <w:lang w:val="es_ES" w:bidi="es_ES"/>
         </w:rPr>
-        <w:t xml:space="preserve"> Después de la conquista, todos los israelitas se reunieron en Siló, donde estaba la Tienda de reunión.</w:t>
+        <w:t xml:space="preserve"> Después de quedarse el territorio bajo su control, todos los israelitas se reunieron en Siló, donde estaba la tienda de reunión.</w:t>
       </w:r>
     </w:p>
     <w:p>
@@ -7841,7 +7841,7 @@
         <w:rPr>
           <w:lang w:val="es_ES" w:bidi="es_ES"/>
         </w:rPr>
-        <w:t xml:space="preserve"> Siete de las tribus de Israel aún no habían entrado a conquistar la tierra que el Señor les había dado.</w:t>
+        <w:t xml:space="preserve"> De las tribus de Israel, 7 aún no habían entrado a tomar la tierra que el Señor les había dado.</w:t>
       </w:r>
     </w:p>
     <w:p>
@@ -7883,7 +7883,7 @@
         <w:rPr>
           <w:lang w:val="es_ES" w:bidi="es_ES"/>
         </w:rPr>
-        <w:t xml:space="preserve"> Escojan a tres hombres de cada tribu, y yo los enviaré a recorrer el territorio que todavía falta conquistar. Ellos traerán un informe describiendo cómo es esa tierra, para que yo pueda repartirla entre ustedes.</w:t>
+        <w:t xml:space="preserve"> Escojan a 3 hombres de cada tribu, y yo los enviaré a recorrer el territorio que todavía falta controlar. Ellos traerán un informe describiendo cómo es esa tierra, para que yo pueda repartirla entre ustedes.</w:t>
       </w:r>
     </w:p>
     <w:p>
@@ -7904,7 +7904,7 @@
         <w:rPr>
           <w:lang w:val="es_ES" w:bidi="es_ES"/>
         </w:rPr>
-        <w:t xml:space="preserve"> Los exploradores dividirán el territorio en siete partes en un mapa. Después haremos un sorteo delante del Señor para decidir qué parte le toca a cada tribu. La heredad de Judá quedará en el sur, y la heredad de la familia de José quedará en el norte.</w:t>
+        <w:t xml:space="preserve"> Los exploradores dividirán el territorio en 7 partes en un mapa. Después haremos un sorteo delante del Señor para decidir qué parte le toca a cada tribu. La heredad de Judá quedará en el sur, y la heredad de la familia de José quedará en el norte.</w:t>
       </w:r>
     </w:p>
     <w:p>
@@ -7925,7 +7925,7 @@
         <w:rPr>
           <w:lang w:val="es_ES" w:bidi="es_ES"/>
         </w:rPr>
-        <w:t xml:space="preserve"> Pero recuerden que los levitas no recibirán ninguna heredad de tierra, porque su herencia es servir como sacerdotes del Señor. Las tribus de Gad, Rubén y la media tribu de Manasés tampoco recibirán más tierra, porque ya tienen la que Moisés, el siervo del Señor, les dio al este del río Jordán.</w:t>
+        <w:t xml:space="preserve"> Pero recuerden que los levitas no recibirán ninguna heredad de tierra, porque su herencia es servir como sacerdotes del Señor. Las tribus de Gad, Rubén y la media tribu de Manasés tampoco recibirán más tierra. Ya tienen la que Moisés, el siervo del Señor, les dio al este del río Jordán.</w:t>
       </w:r>
     </w:p>
     <w:p>
@@ -7946,7 +7946,7 @@
         <w:rPr>
           <w:lang w:val="es_ES" w:bidi="es_ES"/>
         </w:rPr>
-        <w:t xml:space="preserve"> Los exploradores salieron para recorrer el territorio y hacer un informe para Josué, de modo que él pudiera asignar las porciones de tierra a las siete tribus por medio de un sorteo.</w:t>
+        <w:t xml:space="preserve"> Los exploradores salieron para recorrer el territorio y hacer un informe para Josué, de modo que él pudiera asignar las porciones de tierra a las 7 tribus por medio de un sorteo.</w:t>
       </w:r>
     </w:p>
     <w:p>
@@ -7967,7 +7967,7 @@
         <w:rPr>
           <w:lang w:val="es_ES" w:bidi="es_ES"/>
         </w:rPr>
-        <w:t xml:space="preserve"> Los hombres hicieron lo que se les había ordenado. Dividieron el territorio en siete partes y prepararon una lista de las ciudades que había en cada parte. Después regresaron donde estaba Josué, en el campamento de Siló.</w:t>
+        <w:t xml:space="preserve"> Los hombres hicieron lo que se les había ordenado. Dividieron el territorio en 7 partes y prepararon una lista de las ciudades que había en cada parte. Después regresaron donde estaba Josué, en el campamento de Siló.</w:t>
       </w:r>
     </w:p>
     <w:p>
@@ -7988,7 +7988,7 @@
         <w:rPr>
           <w:lang w:val="es_ES" w:bidi="es_ES"/>
         </w:rPr>
-        <w:t xml:space="preserve"> Allí, en la Tienda de reunión en Siló, el Señor le mostró a Josué por medio de un sorteo qué parte debía recibir cada tribu.</w:t>
+        <w:t xml:space="preserve"> Allí, en la tienda de reunión en Siló, el Señor le mostró a Josué por medio de un sorteo qué parte debía recibir cada tribu.</w:t>
       </w:r>
     </w:p>
     <w:p>
@@ -8009,7 +8009,7 @@
         <w:rPr>
           <w:lang w:val="es_ES" w:bidi="es_ES"/>
         </w:rPr>
-        <w:t xml:space="preserve"> La porción que le tocó a los clanes de Benjamín quedó ubicada entre los territorios que asignados a las tribus de Judá y José.</w:t>
+        <w:t xml:space="preserve"> La porción que le tocó a los clanes de Benjamín quedó ubicada entre los territorios asignados a las tribus de Judá y José.</w:t>
       </w:r>
     </w:p>
     <w:p>
@@ -8030,7 +8030,7 @@
         <w:rPr>
           <w:lang w:val="es_ES" w:bidi="es_ES"/>
         </w:rPr>
-        <w:t xml:space="preserve"> El límite norte comenzaba en el río Jordán, subía por la ladera norte de Jericó, y después se extendía hacia el oeste por la región montañosa hasta llegar al desierto de Bet Avén.</w:t>
+        <w:t xml:space="preserve"> El límite norte comenzaba en el río Jordán y subía por la ladera norte de Jericó. Después se extendía hacia el oeste por la región montañosa hasta llegar al desierto de Bet Avén.</w:t>
       </w:r>
     </w:p>
     <w:p>
@@ -8051,7 +8051,7 @@
         <w:rPr>
           <w:lang w:val="es_ES" w:bidi="es_ES"/>
         </w:rPr>
-        <w:t xml:space="preserve"> Desde ese punto, el límite giraba hacia el sur hasta Luz, que es Betel, y seguía hacia Atarot Adar, en la zona montañosa al sur de Bet Jorón.</w:t>
+        <w:t xml:space="preserve"> Desde ese punto, el límite giraba hacia el sur hasta Luz, que es Betel. Seguía hacia Atarot Adar, en la zona montañosa al sur de Bet Jorón.</w:t>
       </w:r>
     </w:p>
     <w:p>
@@ -8072,7 +8072,7 @@
         <w:rPr>
           <w:lang w:val="es_ES" w:bidi="es_ES"/>
         </w:rPr>
-        <w:t xml:space="preserve"> Después, el límite doblaba hacia el oeste, cruzaba las montañas cerca de Bet Jorón y terminaba en Quiriat Baal, que es Quiriat Yearín, una ciudad que pertenecía a la tribu de Judá. Este era el límite del lado oeste.</w:t>
+        <w:t xml:space="preserve"> Después, el límite doblaba hacia el oeste y cruzaba las montañas cerca de Bet Jorón. Terminaba en Quiriat Baal, que es Quiriat Yearín, una ciudad que pertenecía a la tribu de Judá. Este era el límite del lado oeste.</w:t>
       </w:r>
     </w:p>
     <w:p>
@@ -8135,7 +8135,7 @@
         <w:rPr>
           <w:lang w:val="es_ES" w:bidi="es_ES"/>
         </w:rPr>
-        <w:t xml:space="preserve"> Desde Enroguel, el límite iba hacia el norte hasta Ensemes, y de Ensemes continuaba hasta Guelilot, que está frente a la cuesta de Adumín. Después bajaba hasta la piedra de Bohán, hijo de Rubén.</w:t>
+        <w:t xml:space="preserve"> Desde Enroguel, el límite iba hacia el norte hasta Ensemes. De Ensemes continuaba hasta Guelilot, que está frente a la cuesta de Adumín. Después bajaba hasta la piedra de Bohán, hijo de Rubén.</w:t>
       </w:r>
     </w:p>
     <w:p>
@@ -8177,7 +8177,7 @@
         <w:rPr>
           <w:lang w:val="es_ES" w:bidi="es_ES"/>
         </w:rPr>
-        <w:t xml:space="preserve"> El límite bajaba por el valle del Jordán, pasaba al sur de Bet Joglá y terminaba en la bahíanorte del mar Salado, donde el río Jordán desemboca en el mar. Este era el límite sur.</w:t>
+        <w:t xml:space="preserve"> El límite bajaba por el valle del Jordán y pasaba al sur de Bet Joglá. Terminaba en la bahía norte del mar Muerto, donde el río Jordán desemboca en el mar. Este era el límite sur.</w:t>
       </w:r>
     </w:p>
     <w:p>
@@ -8219,7 +8219,7 @@
         <w:rPr>
           <w:lang w:val="es_ES" w:bidi="es_ES"/>
         </w:rPr>
-        <w:t xml:space="preserve"> Las ciudades que recibieron los clanes de la tribu de Benjamín fueron: Jericó, Bet Joglá, Émec Casís, Bet Arabá, Zemarayin, Betel, Avín, Pará, Ofra, Quefar Amoní, Ofni y Gueba; en total, doce ciudades con sus aldeas.También recibieron Gabaón, Ramá, Berot, Mizpa, Cafira, Mozá, Requen, Irpel, Taralá, Zela, Élef, Jebús (llamada también Jerusalén), Guibeá y Quiriat; en total, catorce ciudades con sus aldeas. Esta fue la heredad que recibieron los clanes de la tribu de Benjamín.</w:t>
+        <w:t xml:space="preserve"> Las ciudades que recibieron los clanes de la tribu de Benjamín fueron Jericó, Bet Joglá, Émec Casís, Bet Arabá, Zemarayin, Betel, Avín, Pará, Ofra, Quefar Amoní, Ofni y Gueba. En total, eran 12 ciudades con sus aldeas. También recibieron Gabaón, Ramá, Berot, Mizpa, Cafira, Mozá, Requen, Irpel, Taralá, Zela, Élef, Jebús, que se llamaba también Jerusalén, Guibeá y Quiriat. En total, eran 14 ciudades con sus aldeas. Esta fue la heredad que recibieron los clanes de la tribu de Benjamín.</w:t>
       </w:r>
     </w:p>
     <w:p>
@@ -8277,7 +8277,7 @@
         <w:rPr>
           <w:lang w:val="es_ES" w:bidi="es_ES"/>
         </w:rPr>
-        <w:t xml:space="preserve"> Las ciudades que les pertenecían eran: Berseba (o Sabá), Moladá, Jazar Súal, Balá, Esen, Eltolad, Betul, Jormá, Siclag, Bet Marcabot, Jazar Susá, Bet Lebaot y Sarujén; en total, trece ciudades con sus aldeas.También Ayin, Rimón, Éter y Asán; en total, cuatro ciudades con sus aldeas.</w:t>
+        <w:t xml:space="preserve"> Las ciudades que les pertenecían eran Berseba, también conocida como Sabá, Moladá, Jazar Súal, Balá, Esen, Eltolad, Betul, Jormá, Siclag, Bet Marcabot, Jazar Susá, Bet Lebaot y Sarujén. En total, eran 13 ciudades con sus aldeas. También recibieron Ayin, Rimón, Éter y Asán. Estas en total eran 4 ciudades con sus aldeas.</w:t>
       </w:r>
     </w:p>
     <w:p>
@@ -8382,7 +8382,7 @@
         <w:rPr>
           <w:lang w:val="es_ES" w:bidi="es_ES"/>
         </w:rPr>
-        <w:t xml:space="preserve"> Desde allí giraba al este de Sarid, en dirección de la salida del sol, hasta el territorio de Quislot Tabor, luego avanzaba hasta tocar Daberat y ascendía hasta Jafía.</w:t>
+        <w:t xml:space="preserve"> Desde allí giraba al este de Sarid, en dirección de la salida del sol, hasta el territorio de Quislot Tabor. Luego avanzaba hasta tocar Daberat y ascendía hasta Jafía.</w:t>
       </w:r>
     </w:p>
     <w:p>
@@ -8445,7 +8445,7 @@
         <w:rPr>
           <w:lang w:val="es_ES" w:bidi="es_ES"/>
         </w:rPr>
-        <w:t xml:space="preserve"> Ese territorio comprendía doce ciudades con sus aldeas, entre ellas Catat, Nalal, Simrón, Idalá y Belén.Esta fue la heredad que recibieron los clanes de Zabulón, junto con sus ciudades y aldeas.</w:t>
+        <w:t xml:space="preserve"> Ese territorio comprendía 12 ciudades con sus aldeas, entre ellas Catat, Nalal, Simrón, Idalá y Belén.Esta fue la heredad que recibieron los clanes de Zabulón, junto con sus ciudades y aldeas.</w:t>
       </w:r>
     </w:p>
     <w:p>
@@ -8466,7 +8466,7 @@
         <w:rPr>
           <w:lang w:val="es_ES" w:bidi="es_ES"/>
         </w:rPr>
-        <w:t xml:space="preserve"> Isacar fue la cuarta tribu que recibió su territorio, según sus clanes. Las ciudades que se encontraban dentro de ese territorio eran: Jezreel, Quesulot, Sunem, Jafarayin, Sijón, Anajarat, Rabit, Cisón, Abez, Rémet, Enganín, Enadá y Bet Pasés. Su frontera alcanzaba Tabor, Sajazimá y Bet Semes, llegando hasta el río Jordán. Dieciséis ciudades en total con sus aldeas. Estas ciudades formaban la heredad de los clanes de la tribu de Isacar.</w:t>
+        <w:t xml:space="preserve"> Isacar fue la cuarta tribu que recibió su territorio, según sus clanes. Las ciudades que se encontraban dentro de ese territorio eran Jezrel, Quesulot, Sunem, Jafarayin, Sijón, Anajarat, Rabit, Cisón, Abez, Rémet, Enganín, Enadá y Bet Pasés. Su frontera alcanzaba Tabor, Sajazimá y Bet Semes, llegando hasta el río Jordán. Recibió 16 ciudades en total con sus aldeas. Estas ciudades formaban la heredad de los clanes de la tribu de Isacar.</w:t>
       </w:r>
     </w:p>
     <w:p>
@@ -8487,7 +8487,7 @@
         <w:rPr>
           <w:lang w:val="es_ES" w:bidi="es_ES"/>
         </w:rPr>
-        <w:t xml:space="preserve"> Aser fue la quinta tribu que recibió su territorio, según sus clanes. Entre las ciudades incluidas en su territorio estaban: Jelcat, Jalí, Betén, Acsaf, Alamélec, Amad y Miseal. El límite tocaba por el oeste el monte Carmelo y Sijor Libnat.</w:t>
+        <w:t xml:space="preserve"> Aser fue la quinta tribu que recibió su territorio, según sus clanes. Entre las ciudades incluidas en su territorio estaban Jelcat, Jalí, Betén, Acsaf, Alamélec, Amad y Miseal. El límite tocaba por el oeste el monte Carmelo y Sijor Libnat.</w:t>
       </w:r>
     </w:p>
     <w:p>
@@ -8571,7 +8571,7 @@
         <w:rPr>
           <w:lang w:val="es_ES" w:bidi="es_ES"/>
         </w:rPr>
-        <w:t xml:space="preserve"> Uma, Afec y Rejob. En total eran veintidós ciudades con sus aldeas. Esta fue la heredad que recibieron los clanes de Aser, junto con sus ciudades y aldeas.</w:t>
+        <w:t xml:space="preserve"> Uma, Afec y Rejob. En total eran 22 ciudades con sus aldeas. Esta fue la heredad que recibieron los clanes de Aser, junto con sus ciudades y aldeas.</w:t>
       </w:r>
     </w:p>
     <w:p>
@@ -8655,7 +8655,7 @@
         <w:rPr>
           <w:lang w:val="es_ES" w:bidi="es_ES"/>
         </w:rPr>
-        <w:t xml:space="preserve"> Las ciudades fortificadas eran: Sidín, Ser, Jamat, Racat, Quinéret, Adamá, Ramá, Jazor, Cedes, Edrey, Enjazor, Irón, Migdal El, Jorén, Bet Anat y Bet Semes. En total sumaban diecinueve ciudades con sus aldeas.</w:t>
+        <w:t xml:space="preserve"> Las ciudades fortificadas eran Sidín, Ser, Jamat, Racat, Quinéret, Adamá, Ramá, Jazor, Cedes, Edrey, Enjazor, Irón, Migdal El, Jorén, Bet Anat y Bet Semes. En total sumaban 19 ciudades con sus aldeas.</w:t>
       </w:r>
     </w:p>
     <w:p>
@@ -8697,7 +8697,7 @@
         <w:rPr>
           <w:lang w:val="es_ES" w:bidi="es_ES"/>
         </w:rPr>
-        <w:t xml:space="preserve"> Entre las ciudades incluidas en su territorio estaban: Zora, Estaol, Ir Semes, Sagalbín, Ayalón, Jetlá, Elón, Timnat, Ecrón, Eltequé, Guibetón, Balat, Jehúd, Bené Berac, Gat Rimón, Mejarcón y Racón, con la región que estaba frente a Jope.</w:t>
+        <w:t xml:space="preserve"> Entre las ciudades incluidas en su territorio estaban Zora, Estaol, Ir Semes, Sagalbín, Ayalón, Jetlá, Elón, Timnat, Ecrón, Eltequé, Guibetón, Balat, Jehúd, Bené Berac, Gat Rimón, Mejarcón y Racón, con la región que estaba frente a Jope.</w:t>
       </w:r>
     </w:p>
     <w:p>
@@ -8718,7 +8718,7 @@
         <w:rPr>
           <w:lang w:val="es_ES" w:bidi="es_ES"/>
         </w:rPr>
-        <w:t xml:space="preserve"> Como a los danitas no les alcanzó el territorio que se les asignó, fueron a conquistar la ciudad de Lesén. Después de tomarla, pasaron a filo de espada a todos sus habitantes. Luego los danitas se establecieron allí y le dieron por nombre Dan, en honor de su antepasado.</w:t>
+        <w:t xml:space="preserve"> Como a los danitas no les alcanzó el territorio que se les asignó, fueron a apoderarse de la ciudad de Lesén. Después de tomarla, pasaron a filo de espada a todos sus habitantes. Luego los danitas se establecieron allí y le dieron por nombre Dan, en honor de su antepasado.</w:t>
       </w:r>
     </w:p>
     <w:p>
@@ -8781,7 +8781,7 @@
         <w:rPr>
           <w:lang w:val="es_ES" w:bidi="es_ES"/>
         </w:rPr>
-        <w:t xml:space="preserve"> De este modo obedecieron la orden del Señor. Josué solicitó la ciudad de Timnat Sera, situada en las montañas de Efraín, y después de reconstruirla se instaló allí.</w:t>
+        <w:t xml:space="preserve"> De este modo obedecieron la orden del Señor. Josué solicitó la ciudad de Timnat Sera, situada en las montañas de Efraín. Después de reconstruirla, se instaló allí.</w:t>
       </w:r>
     </w:p>
     <w:p>
@@ -8802,7 +8802,7 @@
         <w:rPr>
           <w:lang w:val="es_ES" w:bidi="es_ES"/>
         </w:rPr>
-        <w:t xml:space="preserve"> Así fue como el sacerdote Eleazar, Josué, hijo de Nun, y los representantes de las familias israelitas completaron el reparto territorial. Realizaron el sorteo en Siló, ante la presencia del Señor, junto a la entrada de la Tienda de reunión.</w:t>
+        <w:t xml:space="preserve"> Así fue como el sacerdote Eleazar, Josué, hijo de Nun, y los representantes de las familias israelitas completaron el reparto territorial. Realizaron el sorteo en Siló, ante la presencia del Señor, junto a la entrada de la tienda de reunión.</w:t>
       </w:r>
     </w:p>
     <w:p>
@@ -8860,7 +8860,7 @@
         <w:rPr>
           <w:lang w:val="es_ES" w:bidi="es_ES"/>
         </w:rPr>
-        <w:t xml:space="preserve"> «Dile a los israelitas que designen ahora las ciudades de refugio, tal como le ordené a Moisés.</w:t>
+        <w:t xml:space="preserve"> —Dile a los israelitas que designen ahora las ciudades de refugio, tal como le ordené a Moisés.</w:t>
       </w:r>
     </w:p>
     <w:p>
@@ -8881,7 +8881,7 @@
         <w:rPr>
           <w:lang w:val="es_ES" w:bidi="es_ES"/>
         </w:rPr>
-        <w:t xml:space="preserve"> De esta manera, quien quite la vida a otra persona por accidente, sin intención de hacerlo, podrá escapar a esas ciudades y encontrar protección del vengador de la sangre.</w:t>
+        <w:t xml:space="preserve"> De esta manera, quien quite la vida a otra persona por accidente, sin intención de hacerlo, podrá escapar a esas ciudades. Podrá encontrar protección del vengador de la sangre.</w:t>
       </w:r>
     </w:p>
     <w:p>
@@ -8944,7 +8944,7 @@
         <w:rPr>
           <w:lang w:val="es_ES" w:bidi="es_ES"/>
         </w:rPr>
-        <w:t xml:space="preserve"> »Esa persona deberá permanecer en la ciudad hasta ser juzgada por la comunidad, y residir allí hasta que fallezca el sumo sacerdote que esté ejerciendo en ese tiempo. Solo entonces podrá volver a su propia ciudad, a su hogar de origen».</w:t>
+        <w:t xml:space="preserve"> Esa persona deberá permanecer en la ciudad hasta ser juzgada por la comunidad. Deberá residir allí hasta que fallezca el sumo sacerdote que esté ejerciendo en ese tiempo. Solo entonces podrá volver a su propia ciudad, a su hogar de origen.</w:t>
       </w:r>
     </w:p>
     <w:p>
@@ -8986,7 +8986,7 @@
         <w:rPr>
           <w:lang w:val="es_ES" w:bidi="es_ES"/>
         </w:rPr>
-        <w:t xml:space="preserve"> También se designaron tres ciudades con el mismo propósito al este del Jordán, frente a Jericó. Estas fueron: Béser en el desierto, en la tierra de la tribu de Rubén; Ramot de Galaad, en el territorio de la tribu de Gad; y Golán en Basán, perteneciente a la tribu de Manasés.</w:t>
+        <w:t xml:space="preserve"> También se designaron 3 ciudades con el mismo propósito al este del Jordán, frente a Jericó. Estas fueron Béser en el desierto, en la tierra de la tribu de Rubén; Ramot de Galaad, en el territorio de la tribu de Gad; y Golán en Basán, perteneciente a la tribu de Manasés.</w:t>
       </w:r>
     </w:p>
     <w:p>
@@ -9007,7 +9007,7 @@
         <w:rPr>
           <w:lang w:val="es_ES" w:bidi="es_ES"/>
         </w:rPr>
-        <w:t xml:space="preserve"> Cualquier israelita o extranjero que residiera entre ellos y hubiera matado a alguien accidentalmente podía refugiarse en una de estas ciudades y quedar protegido del vengador de la sangre hasta comparecer ante la asamblea para ser juzgado.</w:t>
+        <w:t xml:space="preserve"> Cualquier israelita o extranjero que residiera entre ellos y hubiera matado a alguien accidentalmente podía refugiarse en una de estas ciudades. Así podía quedar protegido del vengador de la sangre hasta comparecer ante la asamblea para ser juzgado.</w:t>
       </w:r>
     </w:p>
     <w:p>
@@ -9044,7 +9044,7 @@
         <w:rPr>
           <w:lang w:val="es_ES" w:bidi="es_ES"/>
         </w:rPr>
-        <w:t xml:space="preserve"> Los jefes de familia de los levitas se presentaron ante el sacerdote Eleazar, ante Josué, hijo de Nun, y ante los representantes de las familias de Israel, que se encontraban en Siló, en tierra de Canaán.</w:t>
+        <w:t xml:space="preserve"> Los jefes de familia de los levitas se presentaron ante el sacerdote Eleazar, ante Josué, hijo de Nun, y ante los representantes de las familias de Israel. Todos se encontraban en Siló, en tierra de Canaán.</w:t>
       </w:r>
     </w:p>
     <w:p>
@@ -9086,7 +9086,7 @@
         <w:rPr>
           <w:lang w:val="es_ES" w:bidi="es_ES"/>
         </w:rPr>
-        <w:t xml:space="preserve"> Los israelitas obedecieron la orden del Señor y entregaron a los levitas, de su propia heredad, las siguientes ciudades con sus campos de pastoreo:</w:t>
+        <w:t xml:space="preserve"> Los israelitas obedecieron la orden del Señor y entregaron a los levitas, de su propia heredad, las siguientes ciudades con sus campos de pastoreo.</w:t>
       </w:r>
     </w:p>
     <w:p>
@@ -9107,7 +9107,7 @@
         <w:rPr>
           <w:lang w:val="es_ES" w:bidi="es_ES"/>
         </w:rPr>
-        <w:t xml:space="preserve"> La primera asignación por sorteo correspondió a los clanes coatitas descendientes de Aarón, quienes eran sacerdotes. Recibieron trece ciudades de las tribus de Judá, Simeón y Benjamín.</w:t>
+        <w:t xml:space="preserve"> La primera asignación por sorteo correspondió a los clanes coatitas descendientes de Aarón, quienes eran sacerdotes. Recibieron 13 ciudades de las tribus de Judá, Simeón y Benjamín.</w:t>
       </w:r>
     </w:p>
     <w:p>
@@ -9128,7 +9128,7 @@
         <w:rPr>
           <w:lang w:val="es_ES" w:bidi="es_ES"/>
         </w:rPr>
-        <w:t xml:space="preserve"> Al resto de las familias coatitas les correspondieron, mediante sorteo, diez ciudades provenientes de Efraín, Dan y la media tribu de Manasés.</w:t>
+        <w:t xml:space="preserve"> Al resto de las familias coatitas les correspondieron, mediante sorteo, 10 ciudades provenientes de Efraín, Dan y la media tribu de Manasés.</w:t>
       </w:r>
     </w:p>
     <w:p>
@@ -9149,7 +9149,7 @@
         <w:rPr>
           <w:lang w:val="es_ES" w:bidi="es_ES"/>
         </w:rPr>
-        <w:t xml:space="preserve"> Los descendientes de Gersón obtuvieron por sorteo trece ciudades: algunas de las tribus de Isacar, Aser y Neftalí, y otras de la media tribu de Manasés que estaba establecida en Basán.</w:t>
+        <w:t xml:space="preserve"> Los descendientes de Gersón obtuvieron por sorteo 13 ciudades. Algunas provenían de las tribus de Isacar, Aser y Neftalí. Otras provenían de la media tribu de Manasés que estaba establecida en Basán.</w:t>
       </w:r>
     </w:p>
     <w:p>
@@ -9170,7 +9170,7 @@
         <w:rPr>
           <w:lang w:val="es_ES" w:bidi="es_ES"/>
         </w:rPr>
-        <w:t xml:space="preserve"> Según sus familias, los descendientes de Merari recibieron doce ciudades provenientes de Rubén, Gad y Zabulón.</w:t>
+        <w:t xml:space="preserve"> Según sus familias, los descendientes de Merari recibieron 12 ciudades provenientes de Rubén, Gad y Zabulón.</w:t>
       </w:r>
     </w:p>
     <w:p>
@@ -9212,7 +9212,7 @@
         <w:rPr>
           <w:lang w:val="es_ES" w:bidi="es_ES"/>
         </w:rPr>
-        <w:t xml:space="preserve"> También se procedió de igual manera con los territorios de Judá y Simeón.Estas ciudades fueron asignadas a los descendientes de Aarón que pertenecían al clan coatita de la tribu levita, pues ellos resultaron favorecidos en el primer sorteo.Les entregaron Quiriat Arbá, también llamada Hebrón, con sus campos de pastoreo, en la región montañosa de Judá. Arbá era antepasado de los anaquitas.Sin embargo, los campos y aldeas que rodeaban la ciudad ya habían sido asignados a Caleb, hijo de Jefone, como posesión suya. Además de Hebrón, designada como ciudad de refugio para los acusados de homicidio, a los descendientes del sacerdote Aarón se les asignaron estas ciudades con sus campos de pastoreo: Libná, Jatir, Estemoa, Holón, Debir, Ayin, Yutá y Bet Semes. En total, nueve ciudades provenientes de esas dos tribus.</w:t>
+        <w:t xml:space="preserve"> También se procedió de igual manera con los territorios de Judá y Simeón. Estas ciudades fueron asignadas a los descendientes de Aarón que pertenecían al clan coatita de la tribu levita, pues ellos resultaron favorecidos en el primer sorteo. Les entregaron Quiriat Arbá, también llamada Hebrón, con sus campos de pastoreo, en la región montañosa de Judá. Arbá era antepasado de los anaquitas. Sin embargo, los campos y aldeas que rodeaban la ciudad ya habían sido asignados a Caleb, hijo de Jefone, como posesión suya. Hebrón estaba designada como ciudad de refugio para los acusados de homicidio. Además de Hebrón, a los descendientes del sacerdote Aarón se les asignaron estas ciudades con sus campos de pastoreo: Libná, Jatir, Estemoa, Holón, Debir, Ayin, Yutá y Bet Semes. En total, eran 9 ciudades provenientes de esas 2 tribus.</w:t>
       </w:r>
     </w:p>
     <w:p>
@@ -9233,7 +9233,7 @@
         <w:rPr>
           <w:lang w:val="es_ES" w:bidi="es_ES"/>
         </w:rPr>
-        <w:t xml:space="preserve"> Del territorio de Benjamín les fueron asignadas cuatro ciudades con sus campos de pastoreo: Gabaón, Gueba, Anatot y Almón.</w:t>
+        <w:t xml:space="preserve"> Del territorio de Benjamín les fueron asignadas 4 ciudades con sus campos de pastoreo: Gabaón, Gueba, Anatot y Almón.</w:t>
       </w:r>
     </w:p>
     <w:p>
@@ -9254,7 +9254,7 @@
         <w:rPr>
           <w:lang w:val="es_ES" w:bidi="es_ES"/>
         </w:rPr>
-        <w:t xml:space="preserve"> En total, los sacerdotes descendientes de Aarón recibieron trece ciudades con sus respectivos campos de pastoreo.</w:t>
+        <w:t xml:space="preserve"> En total, los sacerdotes descendientes de Aarón recibieron 13 ciudades con sus respectivos campos de pastoreo.</w:t>
       </w:r>
     </w:p>
     <w:p>
@@ -9275,7 +9275,7 @@
         <w:rPr>
           <w:lang w:val="es_ES" w:bidi="es_ES"/>
         </w:rPr>
-        <w:t xml:space="preserve"> A las demás familias coatitas, que también eran levitas, les fueron asignadas ciudades del territorio de Efraín. En la región montañosa de Efraín recibieron Siquén, ciudad de refugio, junto con Guézer, Quibsayin y Bet Jorón. Cuatro ciudades en total, cada una con sus campos de pastoreo.</w:t>
+        <w:t xml:space="preserve"> A las demás familias coatitas, que también eran levitas, les fueron asignadas ciudades del territorio de Efraín. En la región montañosa de Efraín recibieron Siquén, ciudad de refugio, junto con Guézer, Quibsayin y Bet Jorón. Sumaban 4 ciudades en total, cada una con sus campos de pastoreo.</w:t>
       </w:r>
     </w:p>
     <w:p>
@@ -9296,7 +9296,7 @@
         <w:rPr>
           <w:lang w:val="es_ES" w:bidi="es_ES"/>
         </w:rPr>
-        <w:t xml:space="preserve"> De Dan recibieron cuatro ciudades con sus campos de pastoreo: Eltequé, Guibetón, Ayalón y Gat Rimón.</w:t>
+        <w:t xml:space="preserve"> De Dan recibieron 4 ciudades con sus campos de pastoreo: Eltequé, Guibetón, Ayalón y Gat Rimón.</w:t>
       </w:r>
     </w:p>
     <w:p>
@@ -9317,7 +9317,7 @@
         <w:rPr>
           <w:lang w:val="es_ES" w:bidi="es_ES"/>
         </w:rPr>
-        <w:t xml:space="preserve"> De la media tribu de Manasés recibieron Tanac y Gat Rimón, dos ciudades con sus campos de pastoreo.</w:t>
+        <w:t xml:space="preserve"> De la media tribu de Manasés recibieron Tanac y Gat Rimón, 2 ciudades con sus campos de pastoreo.</w:t>
       </w:r>
     </w:p>
     <w:p>
@@ -9338,7 +9338,7 @@
         <w:rPr>
           <w:lang w:val="es_ES" w:bidi="es_ES"/>
         </w:rPr>
-        <w:t xml:space="preserve"> En total, las demás familias de los descendientes coatitas recibieron diez ciudades con sus respectivos campos de pastoreo.</w:t>
+        <w:t xml:space="preserve"> En total, las demás familias de los descendientes coatitas recibieron 10 ciudades con sus respectivos campos de pastoreo.</w:t>
       </w:r>
     </w:p>
     <w:p>
@@ -9359,7 +9359,7 @@
         <w:rPr>
           <w:lang w:val="es_ES" w:bidi="es_ES"/>
         </w:rPr>
-        <w:t xml:space="preserve"> A los levitas descendientes de Guersón se les asignaron dos ciudades con sus campos de pastoreo en el territorio de la media tribu de Manasés: Golán en Basán, ciudad de refugio para los acusados de homicidio, y Besterá.</w:t>
+        <w:t xml:space="preserve"> A los levitas descendientes de Guersón se les asignaron 2 ciudades con sus campos de pastoreo en el territorio de la media tribu de Manasés: Golán en Basán, que era ciudad de refugio para los acusados de homicidio, y Besterá.</w:t>
       </w:r>
     </w:p>
     <w:p>
@@ -9380,7 +9380,7 @@
         <w:rPr>
           <w:lang w:val="es_ES" w:bidi="es_ES"/>
         </w:rPr>
-        <w:t xml:space="preserve"> De Isacar recibieron Cisón, Daberat, Jarmut y Enganín, cuatro ciudades con sus campos de pastoreo.</w:t>
+        <w:t xml:space="preserve"> De Isacar recibieron Cisón, Daberat, Jarmut y Enganín, 4 ciudades con sus campos de pastoreo.</w:t>
       </w:r>
     </w:p>
     <w:p>
@@ -9401,7 +9401,7 @@
         <w:rPr>
           <w:lang w:val="es_ES" w:bidi="es_ES"/>
         </w:rPr>
-        <w:t xml:space="preserve"> De Aser recibieron Miseal, Abdón, Jelcat y Rejob, cuatro ciudades con sus campos de pastoreo.</w:t>
+        <w:t xml:space="preserve"> De Aser recibieron Miseal, Abdón, Jelcat y Rejob, 4 ciudades con sus campos de pastoreo.</w:t>
       </w:r>
     </w:p>
     <w:p>
@@ -9422,7 +9422,7 @@
         <w:rPr>
           <w:lang w:val="es_ES" w:bidi="es_ES"/>
         </w:rPr>
-        <w:t xml:space="preserve"> De Neftalí recibieron tres ciudades con sus campos de pastoreo: Cedes en Galilea, ciudad de refugio para los acusados de homicidio, junto con Jamot Dor y Cartán.</w:t>
+        <w:t xml:space="preserve"> De Neftalí recibieron 3 ciudades con sus campos de pastoreo: Cedes en Galilea, que era ciudad de refugio para los acusados de homicidio, junto con Jamot Dor y Cartán.</w:t>
       </w:r>
     </w:p>
     <w:p>
@@ -9443,7 +9443,7 @@
         <w:rPr>
           <w:lang w:val="es_ES" w:bidi="es_ES"/>
         </w:rPr>
-        <w:t xml:space="preserve"> En total, los descendientes guersonitas recibieron trece ciudades con sus respectivos campos de pastoreo, según sus clanes.</w:t>
+        <w:t xml:space="preserve"> En total, los descendientes guersonitas recibieron 13 ciudades con sus respectivos campos de pastoreo, según sus clanes.</w:t>
       </w:r>
     </w:p>
     <w:p>
@@ -9464,7 +9464,7 @@
         <w:rPr>
           <w:lang w:val="es_ES" w:bidi="es_ES"/>
         </w:rPr>
-        <w:t xml:space="preserve"> A los clanes meraritas, que eran los levitas restantes, se les asignaron cuatro ciudades con sus campos de pastoreo del territorio de Zabulón: Jocneán, Cartá, Dimná y Naalal.</w:t>
+        <w:t xml:space="preserve"> A los clanes meraritas, que eran los levitas restantes, se les asignaron 4 ciudades con sus campos de pastoreo del territorio de Zabulón: Jocneán, Cartá, Dimná y Naalal.</w:t>
       </w:r>
     </w:p>
     <w:p>
@@ -9485,7 +9485,7 @@
         <w:rPr>
           <w:lang w:val="es_ES" w:bidi="es_ES"/>
         </w:rPr>
-        <w:t xml:space="preserve"> De la tribu de Rubén recibieron cuatro ciudades con sus campos de pastoreo: Béser, Yahaza, Cademot y Mefaat.</w:t>
+        <w:t xml:space="preserve"> De la tribu de Rubén recibieron 4 ciudades con sus campos de pastoreo: Béser, Yahaza, Cademot y Mefaat.</w:t>
       </w:r>
     </w:p>
     <w:p>
@@ -9506,7 +9506,7 @@
         <w:rPr>
           <w:lang w:val="es_ES" w:bidi="es_ES"/>
         </w:rPr>
-        <w:t xml:space="preserve"> De la tribu de Gad recibieron cuatro ciudades con sus campos de pastoreo: Ramot de Galaad, ciudad de refugio para los acusados de homicidio, junto con Majanayin, Hesbón y Jazer.</w:t>
+        <w:t xml:space="preserve"> De la tribu de Gad recibieron 4 ciudades con sus campos de pastoreo: Ramot de Galaad, que era ciudad de refugio para los acusados de homicidio, junto con Majanayin, Hesbón y Jazer.</w:t>
       </w:r>
     </w:p>
     <w:p>
@@ -9527,7 +9527,7 @@
         <w:rPr>
           <w:lang w:val="es_ES" w:bidi="es_ES"/>
         </w:rPr>
-        <w:t xml:space="preserve"> Así, los clanes meraritas, los últimos levitas en recibir su asignación, obtuvieron un total de doce ciudades según sus familias.</w:t>
+        <w:t xml:space="preserve"> Así, los clanes meraritas, los últimos levitas en recibir su asignación, obtuvieron un total de 12 ciudades según sus familias.</w:t>
       </w:r>
     </w:p>
     <w:p>
@@ -9548,7 +9548,7 @@
         <w:rPr>
           <w:lang w:val="es_ES" w:bidi="es_ES"/>
         </w:rPr>
-        <w:t xml:space="preserve"> En total, los levitas recibieron cuarenta y ocho ciudades con sus respectivos campos de pastoreo en territorio israelita.Cada una de estas ciudades contaba con sus propios campos de pastoreo.</w:t>
+        <w:t xml:space="preserve"> En total, los levitas recibieron 48 ciudades con sus respectivos campos de pastoreo en territorio israelita. Cada una de estas ciudades contaba con sus propios campos de pastoreo.</w:t>
       </w:r>
     </w:p>
     <w:p>
@@ -9569,7 +9569,7 @@
         <w:rPr>
           <w:lang w:val="es_ES" w:bidi="es_ES"/>
         </w:rPr>
-        <w:t xml:space="preserve"> El Señor entregó a Israel toda la tierra que había prometido a sus antepasados. Ellos la conquistaron y se establecieron allí.</w:t>
+        <w:t xml:space="preserve"> El Señor entregó a Israel toda la tierra que había prometido a sus antepasados. Ellos se apoderaron de ella y se establecieron allí.</w:t>
       </w:r>
     </w:p>
     <w:p>
@@ -9611,7 +9611,7 @@
         <w:rPr>
           <w:lang w:val="es_ES" w:bidi="es_ES"/>
         </w:rPr>
-        <w:t xml:space="preserve"> Ni una sola de todas las buenas promesas que el Señor había hecho a la casa de Israel quedó sin cumplirse; cada una de ellas se hizo realidad.</w:t>
+        <w:t xml:space="preserve"> Ni una sola de todas las buenas promesas que el Señor había hecho a la casa de Israel quedó sin cumplirse. Cada una de ellas se hizo realidad.</w:t>
       </w:r>
     </w:p>
     <w:p>
@@ -9669,7 +9669,7 @@
         <w:rPr>
           <w:lang w:val="es_ES" w:bidi="es_ES"/>
         </w:rPr>
-        <w:t xml:space="preserve"> y les dijo: «Ustedes han cumplido lo que Moisés, el siervo del Señor, les ordenó y han obedecido mis instrucciones.</w:t>
+        <w:t xml:space="preserve"> y les dijo:—Ustedes han cumplido lo que Moisés, el siervo del Señor, les ordenó y han obedecido mis instrucciones.</w:t>
       </w:r>
     </w:p>
     <w:p>
@@ -9711,7 +9711,7 @@
         <w:rPr>
           <w:lang w:val="es_ES" w:bidi="es_ES"/>
         </w:rPr>
-        <w:t xml:space="preserve"> Ahora que el Señor su Dios ha concedido descanso a sus hermanos, conforme a su promesa, regresen a sus hogares, a la tierra que Moisés, siervo del Señor, les entregó al otro lado del río Jordán.</w:t>
+        <w:t xml:space="preserve"> El Señor su Dios ha concedido descanso a sus hermanos, conforme a su promesa. Ahora regresen a sus hogares, a la tierra que Moisés, siervo del Señor, les entregó al otro lado del río Jordán.</w:t>
       </w:r>
     </w:p>
     <w:p>
@@ -9732,7 +9732,7 @@
         <w:rPr>
           <w:lang w:val="es_ES" w:bidi="es_ES"/>
         </w:rPr>
-        <w:t xml:space="preserve"> Esfuércense por cumplir fielmente todos los mandamientos y la ley que Moisés, siervo del Señor, les ordenó: amen al Señor su Dios, vivan conforme a su voluntad, obedezcan sus mandamientos, manténganse firmemente unidos a él y sírvanlo de todo corazón y con toda su alma».</w:t>
+        <w:t xml:space="preserve"> Esfuércense por cumplir fielmente todos los mandamientos y la ley que Moisés, siervo del Señor, les ordenó. Amen al Señor su Dios, vivan conforme a su voluntad, obedezcan sus mandamientos, manténganse firmemente unidos a él y sírvanlo de todo corazón y con toda su alma.</w:t>
       </w:r>
     </w:p>
     <w:p>
@@ -9774,7 +9774,7 @@
         <w:rPr>
           <w:lang w:val="es_ES" w:bidi="es_ES"/>
         </w:rPr>
-        <w:t xml:space="preserve"> Moisés había dado territorio a la media tribu de Manasés en la región de Basán. La otra mitad de esta tribu recibió su heredad del otro lado del Jordán, hacia el occidente, junto con sus hermanos israelitas. Cuando Josué los bendijo y los envió,</w:t>
+        <w:t xml:space="preserve"> Moisés había dado territorio a la media tribu de Manasés en la región de Basán. La otra mitad de esta tribu recibió su heredad del otro lado del Jordán, hacia el occidente, junto con sus hermanos israelitas. Cuando Josué los despidió a sus casas, los bendijo y</w:t>
       </w:r>
     </w:p>
     <w:p>
@@ -9795,7 +9795,7 @@
         <w:rPr>
           <w:lang w:val="es_ES" w:bidi="es_ES"/>
         </w:rPr>
-        <w:t xml:space="preserve"> Josué los bendijo y los dejó ir. Cuando Josué los despidió a sus casas, les dijo que compartieran con sus parientes el gran botín que habían tomado. Tenían muchos animales, plata, oro, bronce, hierro y ropa.</w:t>
+        <w:t xml:space="preserve"> les dijo que compartieran con sus parientes el gran botín que habían tomado. Tenían muchos animales, plata, oro, bronce, hierro y ropa.</w:t>
       </w:r>
     </w:p>
     <w:p>
@@ -9816,7 +9816,7 @@
         <w:rPr>
           <w:lang w:val="es_ES" w:bidi="es_ES"/>
         </w:rPr>
-        <w:t xml:space="preserve"> Los guerreros de las tribus de Rubén, Gad y la media tribu de Manasés se despidieron del resto del ejército de Israel en Siló, que estaba en la tierra de Canaán, y cruzaron el río Jordán hacia la tierra de Galaad, su heredad.</w:t>
+        <w:t xml:space="preserve"> Los guerreros de las tribus de Rubén y Gad y la media tribu de Manasés se despidieron del resto del ejército de Israel en Siló, que estaba en la tierra de Canaán. Cruzaron el río Jordán hacia la tierra de Galaad, su heredad.</w:t>
       </w:r>
     </w:p>
     <w:p>
@@ -9858,7 +9858,7 @@
         <w:rPr>
           <w:lang w:val="es_ES" w:bidi="es_ES"/>
         </w:rPr>
-        <w:t xml:space="preserve"> Los demás israelitas se enteraron de que las tribus de Rubén, Gad y la media tribu de Manasés habían construido un altar en la frontera de Canaán, a orillas del Jordán, en territorio israelita.</w:t>
+        <w:t xml:space="preserve"> Los demás israelitas se enteraron de que las tribus de Rubén y Gad y la media tribu de Manasés habían construido un altar en la frontera de Canaán, a orillas del Jordán, en territorio israelita.</w:t>
       </w:r>
     </w:p>
     <w:p>
@@ -9900,7 +9900,7 @@
         <w:rPr>
           <w:lang w:val="es_ES" w:bidi="es_ES"/>
         </w:rPr>
-        <w:t xml:space="preserve"> Los israelitas enviaron entonces a Finés, hijo del sacerdote Eleazar, al territorio de Galaad para hablar con las tribus de Rubén, Gad y la media tribu de Manasés.</w:t>
+        <w:t xml:space="preserve"> Los israelitas enviaron entonces a Finés, hijo del sacerdote Eleazar, al territorio de Galaad para hablar con las tribus de Rubén y Gad y la media tribu de Manasés.</w:t>
       </w:r>
     </w:p>
     <w:p>
@@ -9921,7 +9921,7 @@
         <w:rPr>
           <w:lang w:val="es_ES" w:bidi="es_ES"/>
         </w:rPr>
-        <w:t xml:space="preserve"> Lo acompañaban diez líderes, uno por cada tribu de Israel, todos ellos jefes de sus respectivos clanes.</w:t>
+        <w:t xml:space="preserve"> Lo acompañaban 10 líderes, 1 por cada tribu de Israel, todos ellos jefes de sus respectivos clanes.</w:t>
       </w:r>
     </w:p>
     <w:p>
@@ -9942,7 +9942,7 @@
         <w:rPr>
           <w:lang w:val="es_ES" w:bidi="es_ES"/>
         </w:rPr>
-        <w:t xml:space="preserve"> Al llegar al territorio de Galaad, les hablaron así a las tribus de Rubén, Gad y la media tribu de Manasés:</w:t>
+        <w:t xml:space="preserve"> Al llegar al territorio de Galaad, les hablaron así a las tribus de Rubén y Gad y la media tribu de Manasés:</w:t>
       </w:r>
     </w:p>
     <w:p>
@@ -9963,7 +9963,7 @@
         <w:rPr>
           <w:lang w:val="es_ES" w:bidi="es_ES"/>
         </w:rPr>
-        <w:t xml:space="preserve"> —Toda la comunidad del Señor pregunta: ¿Qué infidelidad es esta que han cometido contra el Dios de Israel? ¿Por qué se han apartado del Señor edificando un altar en rebelión contra él?</w:t>
+        <w:t xml:space="preserve"> —Toda la comunidad del Señor pregunta por la infidelidad que han cometido contra el Dios de Israel. ¿Por qué se han apartado del Señor edificando un altar en rebelión contra él?</w:t>
       </w:r>
     </w:p>
     <w:p>
@@ -10047,7 +10047,7 @@
         <w:rPr>
           <w:lang w:val="es_ES" w:bidi="es_ES"/>
         </w:rPr>
-        <w:t xml:space="preserve"> ¿Recuerdan que cuando Acán, hijo de Zera, tomó lo que estaba consagrado para la destrucción, la ira del Señor cayó sobre toda la comunidad de Israel? Y no fue él el único que murió por su pecado».</w:t>
+        <w:t xml:space="preserve"> ¿Recuerdan que cuando Acán, hijo de Zera, tomó lo que estaba consagrado para la destrucción, la ira del Señor cayó sobre toda la comunidad de Israel? Y no fue él el único que murió por su pecado.</w:t>
       </w:r>
     </w:p>
     <w:p>
@@ -10068,7 +10068,7 @@
         <w:rPr>
           <w:lang w:val="es_ES" w:bidi="es_ES"/>
         </w:rPr>
-        <w:t xml:space="preserve"> Entonces las tribus de Rubén, Gad y la media tribu de Manasés respondieron a los jefes de los clanes israelitas:</w:t>
+        <w:t xml:space="preserve"> Entonces las tribus de Rubén y Gad y la media tribu de Manasés respondieron a los jefes de los clanes israelitas:</w:t>
       </w:r>
     </w:p>
     <w:p>
@@ -10110,7 +10110,7 @@
         <w:rPr>
           <w:lang w:val="es_ES" w:bidi="es_ES"/>
         </w:rPr>
-        <w:t xml:space="preserve"> La verdad es que lo hicimos por temor, pensando en el futuro: quizá algún día sus descendientes digan a los nuestros: "¿Qué tienen ustedes que ver con el Señor, el Dios de Israel?</w:t>
+        <w:t xml:space="preserve"> »La verdad es que lo hicimos por temor, pensando en el futuro. Quizá algún día sus descendientes digan a los nuestros: "¿Qué tienen ustedes que ver con el Señor, el Dios de Israel?</w:t>
       </w:r>
     </w:p>
     <w:p>
@@ -10152,7 +10152,7 @@
         <w:rPr>
           <w:lang w:val="es_ES" w:bidi="es_ES"/>
         </w:rPr>
-        <w:t xml:space="preserve"> Por eso dijimos: "Construyamos un altar ahora mismo, no con el propósito de presentar ofrendas quemadas o sacrificios, sino para que sirva de testimonio entre nosotros y ustedes, y entre nuestros descendientes, de que tenemos el derecho de rendir culto al Señor en su presencia con nuestras ofrendas quemadas, nuestros sacrificios y nuestras ofrendas de comunión. De este modo, sus descendientes nunca podrán decir a los nuestros: 'Ustedes no pertenecen al Señor'".</w:t>
+        <w:t xml:space="preserve"> »Por eso dijimos: "Construyamos un altar ahora mismo". No es con el propósito de presentar ofrendas quemadas o sacrificios. Es para que sirva de testimonio entre nosotros y ustedes, y entre nuestros descendientes. Muestra que tenemos el derecho de rendir culto al Señor en su presencia con nuestras ofrendas quemadas, nuestros sacrificios y nuestras ofrendas de comunión. De este modo, sus descendientes nunca podrán decir a los nuestros que no pertenecen al Señor.</w:t>
       </w:r>
     </w:p>
     <w:p>
@@ -10173,7 +10173,7 @@
         <w:rPr>
           <w:lang w:val="es_ES" w:bidi="es_ES"/>
         </w:rPr>
-        <w:t xml:space="preserve"> También dijimos: "Si alguna vez nos dicen esto a nosotros o a nuestras generaciones futuras, responderemos: 'Observen esta reproducción del altar del Señor que edificaron nuestros ancestros. No fue hecho para ofrendas quemadas o sacrificios, sino como testimonio entre nuestros pueblos'".</w:t>
+        <w:t xml:space="preserve"> »Si alguna vez nos dicen esto a nosotros o a nuestras generaciones futuras, responderemos: "Observen esta reproducción del altar del Señor que edificaron nuestros ancestros. No fue hecho para ofrendas quemadas o sacrificios, sino como testimonio entre nuestros pueblos".</w:t>
       </w:r>
     </w:p>
     <w:p>
@@ -10194,7 +10194,7 @@
         <w:rPr>
           <w:lang w:val="es_ES" w:bidi="es_ES"/>
         </w:rPr>
-        <w:t xml:space="preserve"> Jamás permitiríamos que nos apartemos del Señor ni que nos rebelemos contra él edificando un altar distinto para presentar ofrendas quemadas, ofrendas de grano o sacrificios. El único altar legítimo del Señor nuestro Dios es el que se encuentra ante su Tienda de reunión».</w:t>
+        <w:t xml:space="preserve"> Jamás permitiríamos que nos apartemos del Señor ni que nos rebelemos contra él edificando un altar distinto para presentar ofrendas quemadas, ofrendas de grano o sacrificios. El único altar legítimo del Señor nuestro Dios es el que se encuentra ante su tienda de reunión.</w:t>
       </w:r>
     </w:p>
     <w:p>
@@ -10215,7 +10215,7 @@
         <w:rPr>
           <w:lang w:val="es_ES" w:bidi="es_ES"/>
         </w:rPr>
-        <w:t xml:space="preserve"> Cuando el sacerdote Finés, los jefes de la comunidad y los representantes de los clanes de Israel escucharon la explicación de las tribus de Rubén, Gad y la media tribu de Manasés, les satisfizo completamente.</w:t>
+        <w:t xml:space="preserve"> Cuando el sacerdote Finés, los jefes de la comunidad y los representantes de los clanes de Israel escucharon la explicación de las tribus de Rubén y Gad y la media tribu de Manasés, les satisfizo completamente.</w:t>
       </w:r>
     </w:p>
     <w:p>
@@ -10236,7 +10236,7 @@
         <w:rPr>
           <w:lang w:val="es_ES" w:bidi="es_ES"/>
         </w:rPr>
-        <w:t xml:space="preserve"> Entonces Finés, hijo del sacerdote Eleazar, declaró a las tribus de Rubén, Gad y la media tribu de Manasés: —Hoy reconocemos que el Señor permanece en medio de nosotros, pues no han cometido esta traición contra él. Han preservado a los israelitas del juicio divino.</w:t>
+        <w:t xml:space="preserve"> Entonces Finés, hijo del sacerdote Eleazar, declaró a las tribus de Rubén y Gad y la media tribu de Manasés: —Hoy reconocemos que el Señor permanece en medio de nosotros, pues no han cometido esta traición contra él. Han preservado a los israelitas del juicio divino.</w:t>
       </w:r>
     </w:p>
     <w:p>
@@ -10257,7 +10257,7 @@
         <w:rPr>
           <w:lang w:val="es_ES" w:bidi="es_ES"/>
         </w:rPr>
-        <w:t xml:space="preserve"> Después, Finés, hijo del sacerdote Eleazar, junto con los jefes, se despidieron de las tribus de Rubén y Gad en Galaad, y regresaron al territorio de Canaán para informar a los israelitas.</w:t>
+        <w:t xml:space="preserve"> Después, Finés, hijo del sacerdote Eleazar, y los jefes se despidieron de las tribus de Rubén y Gad en Galaad. Regresaron al territorio de Canaán para informar a los israelitas.</w:t>
       </w:r>
     </w:p>
     <w:p>
@@ -10278,7 +10278,7 @@
         <w:rPr>
           <w:lang w:val="es_ES" w:bidi="es_ES"/>
         </w:rPr>
-        <w:t xml:space="preserve"> El informe agradó a los israelitas, quienes alabaron a Dios y abandonaron toda idea de ir a la guerra para devastar el territorio donde habitaban las tribus de Rubén y Gad.</w:t>
+        <w:t xml:space="preserve"> El informe agradó a los israelitas, quienes alabaron a Dios. Abandonaron toda idea de ir a la guerra para devastar el territorio donde habitaban las tribus de Rubén y Gad.</w:t>
       </w:r>
     </w:p>
     <w:p>
@@ -10399,7 +10399,7 @@
         <w:rPr>
           <w:lang w:val="es_ES" w:bidi="es_ES"/>
         </w:rPr>
-        <w:t xml:space="preserve"> Recuerden que les he asignado por sorteo, como heredad para sus tribus, tanto el territorio de las naciones que aún permanecen como el de todas aquellas que ya he destruido, desde el río Jordán hasta el mar Mediterráneo en el occidente.</w:t>
+        <w:t xml:space="preserve"> Recuerden que les he asignado por sorteo, como heredad para sus tribus, todo el territorio. He asignado el de las naciones que aún permanecen como el de todas aquellas que ya he destruido, desde el río Jordán hasta el mar Mediterráneo en el occidente.</w:t>
       </w:r>
     </w:p>
     <w:p>
@@ -10420,7 +10420,7 @@
         <w:rPr>
           <w:lang w:val="es_ES" w:bidi="es_ES"/>
         </w:rPr>
-        <w:t xml:space="preserve"> El Señor su Dios mismo las expulsará de delante de ustedes; las desalojará para que ustedes tomen posesión de sus territorios, conforme a lo que el Señor su Dios les ha prometido.</w:t>
+        <w:t xml:space="preserve"> El Señor su Dios mismo las expulsará de delante de ustedes. Las desalojará para que ustedes tomen posesión de sus territorios, conforme a lo que el Señor su Dios les ha prometido.</w:t>
       </w:r>
     </w:p>
     <w:p>
@@ -10567,7 +10567,7 @@
         <w:rPr>
           <w:lang w:val="es_ES" w:bidi="es_ES"/>
         </w:rPr>
-        <w:t xml:space="preserve"> Si se apartan del Señor y se alían con la gentes de estas naciones que aún permanecen entre ustedes, contrayendo matrimonio con ellas y mezclándose,</w:t>
+        <w:t xml:space="preserve"> Puede ocurrir que se aparten del Señor y se alíen con la gente de estas naciones que aún permanecen entre ustedes, contrayendo matrimonio con ellas y mezclándose.</w:t>
       </w:r>
     </w:p>
     <w:p>
@@ -10588,7 +10588,7 @@
         <w:rPr>
           <w:lang w:val="es_ES" w:bidi="es_ES"/>
         </w:rPr>
-        <w:t xml:space="preserve"> sepan con certeza que el Señor su Dios dejará de expulsar a estas naciones de delante de ustedes. Se convertirán en trampa para ustedes, en azote para sus costados y aguijones en sus ojos, hasta que ustedes desaparezcan de esta tierra que el Señor su Dios les ha entregado</w:t>
+        <w:t xml:space="preserve"> Si lo hacen, sepan con certeza que el Señor su Dios dejará de expulsar a estas naciones de delante de ustedes. Se convertirán en trampa para ustedes, en azote para sus costados y aguijones en sus ojos, hasta que ustedes desaparezcan de esta tierra que el Señor su Dios les ha entregado.</w:t>
       </w:r>
     </w:p>
     <w:p>
@@ -10630,7 +10630,7 @@
         <w:rPr>
           <w:lang w:val="es_ES" w:bidi="es_ES"/>
         </w:rPr>
-        <w:t xml:space="preserve"> Pero de la misma manera que el Señor su Dios cumplió todas las cosas buenas que les prometió, así también hará caer sobre ustedes todas las calamidades anunciadas, hasta que sean eliminados de esta tierra excelente que él les ha entregado. Cuando quebranten el pacto que el Señor su Dios les ha ordenado guardar, y vayan tras otros dioses para servirlos y postrarse ante ellos, la ira del Señor se encenderá contra ustedes, y rápidamente perecerán de esta tierra privilegiada que él les ha dado.</w:t>
+        <w:t xml:space="preserve"> Pero de la misma manera que el Señor su Dios cumplió todas las cosas buenas que les prometió, así también hará caer sobre ustedes todas las calamidades anunciadas. Caerán hasta que sean eliminados de esta tierra excelente que él les ha entregado. Cuando quebranten el pacto que el Señor su Dios les ha ordenado guardar, y vayan tras otros dioses para servirlos y postrarse ante ellos, la ira del Señor se encenderá contra ustedes. Rápidamente perecerán de esta tierra privilegiada que él les ha dado.</w:t>
       </w:r>
     </w:p>
     <w:p>
@@ -10688,7 +10688,7 @@
         <w:rPr>
           <w:lang w:val="es_ES" w:bidi="es_ES"/>
         </w:rPr>
-        <w:t xml:space="preserve"> Josué se dirigió a todo el pueblo: —Así declara el Señor, Dios de Israel: "Vuestros ancestros, entre ellos Téraj, padre de Abraham y Najor, habitaban antiguamente al otro lado del río Éufrates y servían a otros dioses.</w:t>
+        <w:t xml:space="preserve"> Josué se dirigió a todo el pueblo: —Así declara el Señor, Dios de Israel: "Sus ancestros, entre ellos Téraj, padre de Abraham y Najor, habitaban antiguamente al otro lado del río Éufrates y servían a otros dioses.</w:t>
       </w:r>
     </w:p>
     <w:p>
@@ -10709,7 +10709,7 @@
         <w:rPr>
           <w:lang w:val="es_ES" w:bidi="es_ES"/>
         </w:rPr>
-        <w:t xml:space="preserve"> Pero yo tomé a vuestro padre Abraham de la otra orilla del río, lo conduje a través de toda la tierra de Canaán y multipliqué su descendencia. Le di un hijo, Isaac.</w:t>
+        <w:t xml:space="preserve"> Pero yo tomé a su padre Abraham de la otra orilla del río. Lo conduje a través de toda la tierra de Canaán y multipliqué su descendencia. Le di un hijo, Isaac.</w:t>
       </w:r>
     </w:p>
     <w:p>
@@ -10730,7 +10730,7 @@
         <w:rPr>
           <w:lang w:val="es_ES" w:bidi="es_ES"/>
         </w:rPr>
-        <w:t xml:space="preserve"> A Isaac le di dos hijos: Jacob y Esaú. A Esaú le entregué en posesión la región montañosa de Seír, mientras que Jacob y sus descendientes bajaron a Egipto.</w:t>
+        <w:t xml:space="preserve"> A Isaac le di 2 hijos, Jacob y Esaú. A Esaú le entregué en posesión la región montañosa de Seír, mientras que Jacob y sus descendientes bajaron a Egipto.</w:t>
       </w:r>
     </w:p>
     <w:p>
@@ -10772,7 +10772,7 @@
         <w:rPr>
           <w:lang w:val="es_ES" w:bidi="es_ES"/>
         </w:rPr>
-        <w:t xml:space="preserve"> Cuando saqué a sus antepasados de Egipto y llegaron ustedes mar, los egipcios los persiguieron con carros de guerra y jinetes hasta el mar Rojo</w:t>
+        <w:t xml:space="preserve"> Cuando saqué a sus antepasados de Egipto y llegaron ustedes al mar Rojo, los egipcios los persiguieron con carros de guerra y jinetes.</w:t>
       </w:r>
     </w:p>
     <w:p>
@@ -10877,7 +10877,7 @@
         <w:rPr>
           <w:lang w:val="es_ES" w:bidi="es_ES"/>
         </w:rPr>
-        <w:t xml:space="preserve"> Entonces ustedes cruzaron el río Jordán y entraron en Jericó. Los hombres de Jericó lucharon contra ustedes, al igual que otros pueblos: los amorreos, los ferezeos, los cananeos, los hititas, los gergeseos, los heveos y los jebuseos, pero yo les di a ustedes la victoria sobre todos ellos.</w:t>
+        <w:t xml:space="preserve"> Entonces ustedes cruzaron el río Jordán y entraron en Jericó. Los hombres de Jericó lucharon contra ustedes, al igual que otros pueblos: los amorreos, los ferezeos, los cananeos, los hititas, los gergeseos, los heveos y los jebuseos. Pero yo les di a ustedes la victoria sobre todos ellos.</w:t>
       </w:r>
     </w:p>
     <w:p>
@@ -10898,7 +10898,7 @@
         <w:rPr>
           <w:lang w:val="es_ES" w:bidi="es_ES"/>
         </w:rPr>
-        <w:t xml:space="preserve"> Mandé avispas delante de ustedes para expulsar a los dos reyes de los amorreos y su pueblo. No fue con sus espadas ni con sus arcos como ustedes obtuvieron la victoria.</w:t>
+        <w:t xml:space="preserve"> Mandé avispas delante de ustedes para expulsar a los 2 reyes de los amorreos y su pueblo. No fue con sus espadas ni con sus arcos como ustedes obtuvieron la victoria.</w:t>
       </w:r>
     </w:p>
     <w:p>
@@ -10919,7 +10919,7 @@
         <w:rPr>
           <w:lang w:val="es_ES" w:bidi="es_ES"/>
         </w:rPr>
-        <w:t xml:space="preserve"> Les entregué la tierra por una que no habían trabajado y ciudades que no construyeron, las ciudades en las que ahora viven. Les di viñedos y olivares para que se alimentaran, aunque ustedes no los plantaron.</w:t>
+        <w:t xml:space="preserve"> Les entregué una tierra que no habían trabajado y ciudades que no construyeron, las ciudades en las que ahora viven. Les di viñedos y olivares para que se alimentaran, aunque ustedes no los plantaron".</w:t>
       </w:r>
     </w:p>
     <w:p>
@@ -10961,7 +10961,7 @@
         <w:rPr>
           <w:lang w:val="es_ES" w:bidi="es_ES"/>
         </w:rPr>
-        <w:t xml:space="preserve"> Si no quieren servir al Señor, elijan hoy a quién van a servir, si a los dioses que sus antepasados adoraban más allá del Éufrates o a los dioses de los amorreos de esta tierra. Pero yo y mi familia serviremos al Señor.</w:t>
+        <w:t xml:space="preserve"> Si no quieren servir al Señor, elijan hoy a quién van a servir. Elijan si servirán a los dioses que sus antepasados adoraban más allá del Éufrates o a los dioses de los amorreos de esta tierra. Pero yo y mi familia serviremos al Señor.</w:t>
       </w:r>
     </w:p>
     <w:p>
@@ -11003,7 +11003,7 @@
         <w:rPr>
           <w:lang w:val="es_ES" w:bidi="es_ES"/>
         </w:rPr>
-        <w:t xml:space="preserve"> El Señor nuestro Dios nos rescató de la esclavitud en Egipto. Él es el Dios que hizo grandes milagros ante los ojos de Israel y nos protegió de nuestros enemigos en el desierto y mientras cruzábamos sus tierras.</w:t>
+        <w:t xml:space="preserve"> El Señor nuestro Dios nos rescató de la esclavitud en Egipto. Él es el Dios que hizo grandes milagros ante los ojos de Israe. Nos protegió de nuestros enemigos en el desierto y mientras cruzábamos sus tierras.</w:t>
       </w:r>
     </w:p>
     <w:p>
@@ -11066,7 +11066,7 @@
         <w:rPr>
           <w:lang w:val="es_ES" w:bidi="es_ES"/>
         </w:rPr>
-        <w:t xml:space="preserve"> Si lo abandonan y adoran a otros dioses, él se volverá contra ustedes y los destruirá, a pesar de sido bueno con ustedes durante tanto tiempo.</w:t>
+        <w:t xml:space="preserve"> Si lo abandonan y adoran a otros dioses, él se volverá contra ustedes. Los destruirá a pesar de haber sido bueno con ustedes durante tanto tiempo.</w:t>
       </w:r>
     </w:p>
     <w:p>
@@ -11108,7 +11108,7 @@
         <w:rPr>
           <w:lang w:val="es_ES" w:bidi="es_ES"/>
         </w:rPr>
-        <w:t xml:space="preserve"> Josué dijo:—Ustedes mismos son testigos de lo que han dicho; han elegido al Señor para servirle.—Sí, somos testigos —respondieron todos.</w:t>
+        <w:t xml:space="preserve"> Josué dijo:—Ustedes mismos son testigos de lo que han dicho. Han elegido al Señor para servirle.—Sí, somos testigos —respondieron todos.</w:t>
       </w:r>
     </w:p>
     <w:p>
@@ -11192,7 +11192,7 @@
         <w:rPr>
           <w:lang w:val="es_ES" w:bidi="es_ES"/>
         </w:rPr>
-        <w:t xml:space="preserve"> Josué escribió la respuesta del pueblo en el libro de la Ley de Dios. Luego tomó una gran piedra como recordatorio y la colocó bajo la encina que estaba junto al santuario.</w:t>
+        <w:t xml:space="preserve"> Josué escribió la respuesta del pueblo en el libro de la ley de Dios. Luego tomó una gran piedra como recordatorio y la colocó bajo la encina que estaba junto al santuario.</w:t>
       </w:r>
     </w:p>
     <w:p>
@@ -11213,7 +11213,7 @@
         <w:rPr>
           <w:lang w:val="es_ES" w:bidi="es_ES"/>
         </w:rPr>
-        <w:t xml:space="preserve"> Entonces Josué le dijo a todo el pueblo: —Esta piedra ha escuchado todo lo que el Señor ha dicho, por lo tanto, será testigo contra ustedes si no cumplen lo que le han prometido al Señor.</w:t>
+        <w:t xml:space="preserve"> Entonces Josué le dijo a todo el pueblo: —Esta piedra ha escuchado todo lo que el Señor ha dicho. Por lo tanto, será testigo contra ustedes si no cumplen lo que le han prometido al Señor.</w:t>
       </w:r>
     </w:p>
     <w:p>
@@ -11255,7 +11255,7 @@
         <w:rPr>
           <w:lang w:val="es_ES" w:bidi="es_ES"/>
         </w:rPr>
-        <w:t xml:space="preserve"> Después de estos acontecimientos, murió Josué, hijo de Nun, a la edad de ciento diez años.</w:t>
+        <w:t xml:space="preserve"> Después de estos acontecimientos, murió Josué, hijo de Nun, a la edad de 110 años.</w:t>
       </w:r>
     </w:p>
     <w:p>
@@ -11297,7 +11297,7 @@
         <w:rPr>
           <w:lang w:val="es_ES" w:bidi="es_ES"/>
         </w:rPr>
-        <w:t xml:space="preserve"> Israel sirvió al Señor durante toda la vida de Josué, y también mientras vivieron los ancianos que sobrevivieron a Josué y que habían conocido todas las obras que el Señor realizó en favor de Israel.</w:t>
+        <w:t xml:space="preserve"> Israel sirvió al Señor durante toda la vida de Josué. También lo sirvió mientras vivieron los ancianos que sobrevivieron a Josué y que habían conocido todas las obras que el Señor realizó en favor de Israel.</w:t>
       </w:r>
     </w:p>
     <w:p>
@@ -11339,7 +11339,7 @@
         <w:rPr>
           <w:lang w:val="es_ES" w:bidi="es_ES"/>
         </w:rPr>
-        <w:t xml:space="preserve"> También falleció Eleazar, hijo de Aarón, y fue sepultado en Guibeá, localidad perteneciente a su hijo Finés, en la región montañosa de Efraín.</w:t>
+        <w:t xml:space="preserve"> También falleció Eleazar, hijo de Aarón. Fue sepultado en Guibeá, localidad perteneciente a su hijo Finés, en la región montañosa de Efraín.</w:t>
       </w:r>
     </w:p>
     <w:sectPr>

--- a/spa/docx/06.content.docx
+++ b/spa/docx/06.content.docx
@@ -424,7 +424,7 @@
         <w:rPr>
           <w:lang w:val="es_ES" w:bidi="es_ES"/>
         </w:rPr>
-        <w:t xml:space="preserve"> —Recorran el campamento y díganle a la gente que prepare provisiones. Dentro de 3 días cruzaremos el río Jordán para tomar la tierra que el Señor nuestro Dios nos da.</w:t>
+        <w:t xml:space="preserve"> —Recorran el campamento y díganle a la gente que prepare provisiones. Dentro de 3 días cruzaremos el río Jordán para tomar la tierra que el Señor nuestro Dios nos da.I'm sorry, it looks like there is no source text provided for translation in the current task. Could you please provide the text that needs to be translated?</w:t>
       </w:r>
     </w:p>
     <w:p>
